--- a/chuyenDe/RW/docx/raw47/Writing/Level2/W4.docx
+++ b/chuyenDe/RW/docx/raw47/Writing/Level2/W4.docx
@@ -1495,9 +1495,9 @@
           <v:path o:extrusionok="f" gradientshapeok="t" o:connecttype="rect"/>
           <o:lock v:ext="edit" aspectratio="t"/>
         </v:shapetype>
-        <v:shape id="WatermarkLogo" o:spid="_x0000_s2049" type="#_x0000_t75" style="position:absolute;margin-left:0;margin-top:0;width:450pt;height:450pt;z-index:-251654144;                       mso-position-horizontal:center;mso-position-horizontal-relative:page;                       mso-position-vertical:center;mso-position-vertical-relative:page" o:allowincell="f" stroked="f">
-          <v:fill opacity="0.08"/>
-          <v:imagedata r:id="rId1" o:title="logoTF"/>
+        <v:shape id="WatermarkLogo" o:spid="_x0000_s2049" type="#_x0000_t75" style="position:absolute;margin-left:0;margin-top:0;width:450pt;height:450pt;z-index:-251654144;                       mso-position-horizontal:center;mso-position-horizontal-relative:page;                       mso-position-vertical:center;mso-position-vertical-relative:page;                       opacity:.03" o:allowincell="f" stroked="f">
+          <v:fill opacity=".03" o:opacity2=".03"/>
+          <v:imagedata r:id="rId1" o:title="logoTF" gain="19661f" blacklevel="22938f"/>
         </v:shape>
       </w:pict>
     </w:r>
@@ -1610,9 +1610,9 @@
           <v:path o:extrusionok="f" gradientshapeok="t" o:connecttype="rect"/>
           <o:lock v:ext="edit" aspectratio="t"/>
         </v:shapetype>
-        <v:shape id="WatermarkLogo" o:spid="_x0000_s2049" type="#_x0000_t75" style="position:absolute;margin-left:0;margin-top:0;width:450pt;height:450pt;z-index:-251654144;                       mso-position-horizontal:center;mso-position-horizontal-relative:page;                       mso-position-vertical:center;mso-position-vertical-relative:page" o:allowincell="f" stroked="f">
-          <v:fill opacity="0.08"/>
-          <v:imagedata r:id="rId1" o:title="logoTF"/>
+        <v:shape id="WatermarkLogo" o:spid="_x0000_s2049" type="#_x0000_t75" style="position:absolute;margin-left:0;margin-top:0;width:450pt;height:450pt;z-index:-251654144;                       mso-position-horizontal:center;mso-position-horizontal-relative:page;                       mso-position-vertical:center;mso-position-vertical-relative:page;                       opacity:.03" o:allowincell="f" stroked="f">
+          <v:fill opacity=".03" o:opacity2=".03"/>
+          <v:imagedata r:id="rId1" o:title="logoTF" gain="19661f" blacklevel="22938f"/>
         </v:shape>
       </w:pict>
     </w:r>

--- a/chuyenDe/RW/docx/raw47/Writing/Level2/W4.docx
+++ b/chuyenDe/RW/docx/raw47/Writing/Level2/W4.docx
@@ -1647,7 +1647,7 @@
           </w:pPr>
           <w:r>
             <w:rPr>
-              <w:rFonts w:ascii="UTM Impact" w:hAnsi="UTM Impact" w:cs="UTM Impact"/>
+              <w:rFonts w:ascii="Impact" w:hAnsi="Impact" w:cs="Impact"/>
               <w:color w:val="FFFFFF"/>
               <w:sz w:val="144"/>
               <w:b/>
@@ -2424,7 +2424,7 @@
   <w:docDefaults>
     <w:rPrDefault>
       <w:rPr>
-        <w:rFonts w:ascii="Latin Modern Roman" w:cs="Latin Modern Roman" w:hAnsi="Latin Modern Roman"/>
+        <w:rFonts w:ascii="Georgia" w:cs="Georgia" w:hAnsi="Georgia"/>
         <w:sz w:val="24"/>
       </w:rPr>
     </w:rPrDefault>
@@ -2437,6 +2437,10 @@
   <w:style w:default="1" w:styleId="Normal" w:type="paragraph">
     <w:name w:val="Normal"/>
     <w:qFormat/>
+    <w:rPr>
+      <w:rFonts w:ascii="Georgia" w:cs="Georgia" w:hAnsi="Georgia"/>
+      <w:sz w:val="24"/>
+    </w:rPr>
   </w:style>
   <w:style w:styleId="Heading1" w:type="paragraph">
     <w:name w:val="heading 1"/>
@@ -2886,7 +2890,7 @@
         <a:latin typeface="Latin Modern Sans"/>
       </a:majorFont>
       <a:minorFont>
-        <a:latin typeface="Latin Modern Roman"/>
+        <a:latin typeface="Georgia"/>
       </a:minorFont>
     </a:fontScheme>
     <a:fmtScheme name="Office"/>

--- a/chuyenDe/RW/docx/raw47/Writing/Level2/W4.docx
+++ b/chuyenDe/RW/docx/raw47/Writing/Level2/W4.docx
@@ -1376,6 +1376,7 @@
     <w:sectPr>
       <w:headerReference r:id="rId1" w:type="default"/>
       <w:headerReference r:id="rId2" w:type="first"/>
+      <w:footerReference r:id="rId3" w:type="first"/>
       <w:footerReference r:id="rId3" w:type="default"/>
       <w:titlePg/>
       <w:pgSz w:h="15840" w:w="12240"/>
@@ -1393,7 +1394,9 @@
 <w:ftr xmlns:w="http://schemas.openxmlformats.org/wordprocessingml/2006/main">
   <w:tbl>
     <w:tblPr>
-      <w:tblW w:w="5000" w:type="pct"/>
+      <w:tblW w:w="12240" w:type="dxa"/>
+      <w:tblInd w:w="-1134" w:type="dxa"/>
+      <w:tblLayout w:type="fixed"/>
       <w:tblBorders>
         <w:top w:val="nil"/>
         <w:left w:val="nil"/>
@@ -1404,7 +1407,7 @@
       </w:tblBorders>
     </w:tblPr>
     <w:tblGrid>
-      <w:gridCol w:w="5000"/>
+      <w:gridCol w:w="12240"/>
     </w:tblGrid>
     <w:tr>
       <w:trPr>
@@ -1423,17 +1426,51 @@
             <w:jc w:val="center"/>
             <w:spacing w:before="0" w:after="0"/>
           </w:pPr>
-          <w:fldSimple w:instr=" PAGE ">
-            <w:r>
-              <w:rPr>
-                <w:rFonts w:ascii="Latin Modern Sans" w:hAnsi="Latin Modern Sans" w:cs="Latin Modern Sans"/>
-                <w:color w:val="E52B20"/>
-                <w:b/>
-                <w:sz w:val="28"/>
-              </w:rPr>
-              <w:t>1</w:t>
-            </w:r>
-          </w:fldSimple>
+          <w:r>
+            <w:rPr>
+              <w:rFonts w:ascii="Latin Modern Sans" w:hAnsi="Latin Modern Sans" w:cs="Latin Modern Sans"/>
+              <w:color w:val="E52B20"/>
+              <w:b/>
+              <w:sz w:val="28"/>
+            </w:rPr>
+            <w:fldChar w:fldCharType="begin"/>
+          </w:r>
+          <w:r>
+            <w:rPr>
+              <w:rFonts w:ascii="Latin Modern Sans" w:hAnsi="Latin Modern Sans" w:cs="Latin Modern Sans"/>
+              <w:color w:val="E52B20"/>
+              <w:b/>
+              <w:sz w:val="28"/>
+            </w:rPr>
+            <w:instrText xml:space="preserve"> PAGE </w:instrText>
+          </w:r>
+          <w:r>
+            <w:rPr>
+              <w:rFonts w:ascii="Latin Modern Sans" w:hAnsi="Latin Modern Sans" w:cs="Latin Modern Sans"/>
+              <w:color w:val="E52B20"/>
+              <w:b/>
+              <w:sz w:val="28"/>
+            </w:rPr>
+            <w:fldChar w:fldCharType="separate"/>
+          </w:r>
+          <w:r>
+            <w:rPr>
+              <w:rFonts w:ascii="Latin Modern Sans" w:hAnsi="Latin Modern Sans" w:cs="Latin Modern Sans"/>
+              <w:color w:val="E52B20"/>
+              <w:b/>
+              <w:sz w:val="28"/>
+            </w:rPr>
+            <w:t>1</w:t>
+          </w:r>
+          <w:r>
+            <w:rPr>
+              <w:rFonts w:ascii="Latin Modern Sans" w:hAnsi="Latin Modern Sans" w:cs="Latin Modern Sans"/>
+              <w:color w:val="E52B20"/>
+              <w:b/>
+              <w:sz w:val="28"/>
+            </w:rPr>
+            <w:fldChar w:fldCharType="end"/>
+          </w:r>
         </w:p>
       </w:tc>
     </w:tr>
@@ -1473,38 +1510,11 @@
 
 <file path=word/header1.xml><?xml version="1.0" encoding="utf-8"?>
 <w:hdr xmlns:w="http://schemas.openxmlformats.org/wordprocessingml/2006/main" xmlns:r="http://schemas.openxmlformats.org/officeDocument/2006/relationships" xmlns:v="urn:schemas-microsoft-com:vml" xmlns:o="urn:schemas-microsoft-com:office:office">
-  <w:p>
-    <w:r>
-      <w:pict>
-        <v:shapetype id="_x0000_t75" coordsize="21600,21600" o:spt="75" o:preferrelative="t" path="m@4@5l@4@11@9@11@9@5xe" filled="t" stroked="f">
-          <v:stroke joinstyle="miter"/>
-          <v:formulas>
-            <v:f eqn="if lineDrawn pixelLineWidth 0"/>
-            <v:f eqn="sum @0 1 0"/>
-            <v:f eqn="sum 0 0 @1"/>
-            <v:f eqn="prod @2 1 2"/>
-            <v:f eqn="prod @3 21600 pixelWidth"/>
-            <v:f eqn="prod @3 21600 pixelHeight"/>
-            <v:f eqn="sum @0 0 1"/>
-            <v:f eqn="prod @6 1 2"/>
-            <v:f eqn="prod @7 21600 pixelWidth"/>
-            <v:f eqn="sum @8 21600 0"/>
-            <v:f eqn="prod @7 21600 pixelHeight"/>
-            <v:f eqn="sum @10 21600 0"/>
-          </v:formulas>
-          <v:path o:extrusionok="f" gradientshapeok="t" o:connecttype="rect"/>
-          <o:lock v:ext="edit" aspectratio="t"/>
-        </v:shapetype>
-        <v:shape id="WatermarkLogo" o:spid="_x0000_s2049" type="#_x0000_t75" style="position:absolute;margin-left:0;margin-top:0;width:450pt;height:450pt;z-index:-251654144;                       mso-position-horizontal:center;mso-position-horizontal-relative:page;                       mso-position-vertical:center;mso-position-vertical-relative:page;                       opacity:.03" o:allowincell="f" stroked="f">
-          <v:fill opacity=".03" o:opacity2=".03"/>
-          <v:imagedata r:id="rId1" o:title="logoTF" gain="19661f" blacklevel="22938f"/>
-        </v:shape>
-      </w:pict>
-    </w:r>
-  </w:p>
   <w:tbl>
     <w:tblPr>
-      <w:tblW w:w="5000" w:type="pct"/>
+      <w:tblW w:w="12240" w:type="dxa"/>
+      <w:tblInd w:w="-1134" w:type="dxa"/>
+      <w:tblLayout w:type="fixed"/>
       <w:tblBorders>
         <w:top w:val="nil"/>
         <w:left w:val="nil"/>
@@ -1515,7 +1525,7 @@
       </w:tblBorders>
     </w:tblPr>
     <w:tblGrid>
-      <w:gridCol w:w="5000"/>
+      <w:gridCol w:w="12240"/>
     </w:tblGrid>
     <w:tr>
       <w:trPr>
@@ -1583,11 +1593,6 @@
       </w:tc>
     </w:tr>
   </w:tbl>
-</w:hdr>
-</file>
-
-<file path=word/header2.xml><?xml version="1.0" encoding="utf-8"?>
-<w:hdr xmlns:w="http://schemas.openxmlformats.org/wordprocessingml/2006/main" xmlns:r="http://schemas.openxmlformats.org/officeDocument/2006/relationships" xmlns:v="urn:schemas-microsoft-com:vml" xmlns:o="urn:schemas-microsoft-com:office:office">
   <w:p>
     <w:r>
       <w:pict>
@@ -1617,9 +1622,16 @@
       </w:pict>
     </w:r>
   </w:p>
+</w:hdr>
+</file>
+
+<file path=word/header2.xml><?xml version="1.0" encoding="utf-8"?>
+<w:hdr xmlns:w="http://schemas.openxmlformats.org/wordprocessingml/2006/main" xmlns:r="http://schemas.openxmlformats.org/officeDocument/2006/relationships" xmlns:v="urn:schemas-microsoft-com:vml" xmlns:o="urn:schemas-microsoft-com:office:office">
   <w:tbl>
     <w:tblPr>
-      <w:tblW w:w="5000" w:type="pct"/>
+      <w:tblW w:w="12240" w:type="dxa"/>
+      <w:tblInd w:w="-1134" w:type="dxa"/>
+      <w:tblLayout w:type="fixed"/>
       <w:tblBorders>
         <w:top w:val="nil"/>
         <w:left w:val="nil"/>
@@ -1630,7 +1642,7 @@
       </w:tblBorders>
     </w:tblPr>
     <w:tblGrid>
-      <w:gridCol w:w="5000"/>
+      <w:gridCol w:w="12240"/>
     </w:tblGrid>
     <w:tr>
       <w:trPr>
@@ -1678,7 +1690,8 @@
         </w:tcPr>
         <w:tbl>
           <w:tblPr>
-            <w:tblW w:w="5000" w:type="pct"/>
+            <w:tblW w:w="12240" w:type="dxa"/>
+            <w:tblLayout w:type="fixed"/>
             <w:tblBorders>
               <w:top w:val="nil"/>
               <w:left w:val="nil"/>
@@ -1689,13 +1702,17 @@
             </w:tblBorders>
           </w:tblPr>
           <w:tblGrid>
-            <w:gridCol w:w="2500"/>
-            <w:gridCol w:w="2500"/>
+            <w:gridCol w:w="6120"/>
+            <w:gridCol w:w="6120"/>
           </w:tblGrid>
           <w:tr>
             <w:tc>
               <w:tcPr>
                 <w:shd w:val="clear" w:color="auto" w:fill="E52B20"/>
+                <w:tcMar>
+                  <w:left w:w="1134" w:type="dxa"/>
+                  <w:right w:w="240" w:type="dxa"/>
+                </w:tcMar>
               </w:tcPr>
               <w:p>
                 <w:pPr>
@@ -1715,6 +1732,10 @@
             <w:tc>
               <w:tcPr>
                 <w:shd w:val="clear" w:color="auto" w:fill="E52B20"/>
+                <w:tcMar>
+                  <w:left w:w="240" w:type="dxa"/>
+                  <w:right w:w="1134" w:type="dxa"/>
+                </w:tcMar>
               </w:tcPr>
               <w:p>
                 <w:pPr>
@@ -1736,6 +1757,35 @@
       </w:tc>
     </w:tr>
   </w:tbl>
+  <w:p>
+    <w:r>
+      <w:pict>
+        <v:shapetype id="_x0000_t75" coordsize="21600,21600" o:spt="75" o:preferrelative="t" path="m@4@5l@4@11@9@11@9@5xe" filled="t" stroked="f">
+          <v:stroke joinstyle="miter"/>
+          <v:formulas>
+            <v:f eqn="if lineDrawn pixelLineWidth 0"/>
+            <v:f eqn="sum @0 1 0"/>
+            <v:f eqn="sum 0 0 @1"/>
+            <v:f eqn="prod @2 1 2"/>
+            <v:f eqn="prod @3 21600 pixelWidth"/>
+            <v:f eqn="prod @3 21600 pixelHeight"/>
+            <v:f eqn="sum @0 0 1"/>
+            <v:f eqn="prod @6 1 2"/>
+            <v:f eqn="prod @7 21600 pixelWidth"/>
+            <v:f eqn="sum @8 21600 0"/>
+            <v:f eqn="prod @7 21600 pixelHeight"/>
+            <v:f eqn="sum @10 21600 0"/>
+          </v:formulas>
+          <v:path o:extrusionok="f" gradientshapeok="t" o:connecttype="rect"/>
+          <o:lock v:ext="edit" aspectratio="t"/>
+        </v:shapetype>
+        <v:shape id="WatermarkLogo" o:spid="_x0000_s2049" type="#_x0000_t75" style="position:absolute;margin-left:0;margin-top:0;width:450pt;height:450pt;z-index:-251654144;                       mso-position-horizontal:center;mso-position-horizontal-relative:page;                       mso-position-vertical:center;mso-position-vertical-relative:page;                       opacity:.03" o:allowincell="f" stroked="f">
+          <v:fill opacity=".03" o:opacity2=".03"/>
+          <v:imagedata r:id="rId1" o:title="logoTF" gain="19661f" blacklevel="22938f"/>
+        </v:shape>
+      </w:pict>
+    </w:r>
+  </w:p>
 </w:hdr>
 </file>
 

--- a/chuyenDe/RW/docx/raw47/Writing/Level2/W4.docx
+++ b/chuyenDe/RW/docx/raw47/Writing/Level2/W4.docx
@@ -29,7 +29,7 @@
     <w:bookmarkStart w:id="12" w:name="i.-phân-tích-đề-bài-định-hướng"/>
     <w:p>
       <w:pPr>
-        <w:pStyle w:val="Heading4"/>
+        <w:pStyle w:val="Heading2"/>
       </w:pPr>
       <w:r>
         <w:t xml:space="preserve">I. Phân tích đề bài &amp; Định hướng</w:t>
@@ -149,6 +149,43 @@
         <w:t xml:space="preserve">Tránh liệt kê ý vụn vặt. Cần tập trung vào 2 nguyên nhân lớn và 2 giải pháp tương ứng, phát triển ý sâu hơn bằng giải thích và ví dụ.</w:t>
       </w:r>
     </w:p>
+    <w:bookmarkEnd w:id="12"/>
+    <w:bookmarkStart w:id="19" w:name="ii.-brainstorming-lên-ý-tưởng"/>
+    <w:p>
+      <w:pPr>
+        <w:pStyle w:val="Heading2"/>
+      </w:pPr>
+      <w:r>
+        <w:t xml:space="preserve">II. Brainstorming – Lên ý tưởng</w:t>
+      </w:r>
+    </w:p>
+    <w:bookmarkStart w:id="13" w:name="a.-nguyên-nhân-chính-causes"/>
+    <w:p>
+      <w:pPr>
+        <w:pStyle w:val="Heading4"/>
+      </w:pPr>
+      <w:r>
+        <w:t xml:space="preserve">A. Nguyên nhân chính (Causes)</w:t>
+      </w:r>
+    </w:p>
+    <w:p>
+      <w:pPr>
+        <w:pStyle w:val="CDGreenHeading"/>
+      </w:pPr>
+      <w:r>
+        <w:t xml:space="preserve">Tại sao người ta ngại đi xe đạp?</w:t>
+      </w:r>
+    </w:p>
+    <w:bookmarkEnd w:id="13"/>
+    <w:bookmarkStart w:id="14" w:name="Xab8e60231286eaab420f4ea7becbfb59f708842"/>
+    <w:p>
+      <w:pPr>
+        <w:pStyle w:val="Heading3"/>
+      </w:pPr>
+      <w:r>
+        <w:t xml:space="preserve">1. Lo ngại về an toàn và cơ sở hạ tầng (Safety Concerns and Poor Infrastructure)</w:t>
+      </w:r>
+    </w:p>
     <w:p>
       <w:pPr>
         <w:pStyle w:val="Compact"/>
@@ -158,35 +195,49 @@
         </w:numPr>
       </w:pPr>
       <w:r>
-        <w:t xml:space="preserve">Brainstorming – Lên ý tưởng</w:t>
-      </w:r>
-    </w:p>
-    <w:bookmarkEnd w:id="12"/>
-    <w:bookmarkStart w:id="13" w:name="a.-nguyên-nhân-chính-causes"/>
-    <w:p>
-      <w:pPr>
-        <w:pStyle w:val="Heading4"/>
-      </w:pPr>
-      <w:r>
-        <w:t xml:space="preserve">A. Nguyên nhân chính (Causes)</w:t>
-      </w:r>
-    </w:p>
-    <w:p>
-      <w:pPr>
-        <w:pStyle w:val="CDGreenHeading"/>
-      </w:pPr>
-      <w:r>
-        <w:t xml:space="preserve">Tại sao người ta ngại đi xe đạp?</w:t>
-      </w:r>
-    </w:p>
-    <w:bookmarkEnd w:id="13"/>
-    <w:bookmarkStart w:id="14" w:name="Xab8e60231286eaab420f4ea7becbfb59f708842"/>
+        <w:rPr>
+          <w:b/>
+          <w:bCs/>
+        </w:rPr>
+        <w:t xml:space="preserve">Thiếu làn đường riêng:</w:t>
+      </w:r>
+      <w:r>
+        <w:t xml:space="preserve"> </w:t>
+      </w:r>
+      <w:r>
+        <w:t xml:space="preserve">Hầu hết các thành phố lớn không có làn đường dành riêng cho xe đạp (dedicated cycling lanes). Người đi xe đạp phải đi chung với ô tô, xe máy tốc độ cao.</w:t>
+      </w:r>
+    </w:p>
+    <w:p>
+      <w:pPr>
+        <w:pStyle w:val="Compact"/>
+        <w:numPr>
+          <w:ilvl w:val="0"/>
+          <w:numId w:val="1003"/>
+        </w:numPr>
+      </w:pPr>
+      <w:r>
+        <w:rPr>
+          <w:b/>
+          <w:bCs/>
+        </w:rPr>
+        <w:t xml:space="preserve">Nguy cơ tai nạn:</w:t>
+      </w:r>
+      <w:r>
+        <w:t xml:space="preserve"> </w:t>
+      </w:r>
+      <w:r>
+        <w:t xml:space="preserve">Cảm giác không an toàn, sợ va chạm giao thông khiến người dân (đặc biệt là phụ huynh và người già) e ngại.</w:t>
+      </w:r>
+    </w:p>
+    <w:bookmarkEnd w:id="14"/>
+    <w:bookmarkStart w:id="16" w:name="X2b97b28fcc90520727be54ab21ab7ac803a2855"/>
     <w:p>
       <w:pPr>
         <w:pStyle w:val="Heading3"/>
       </w:pPr>
       <w:r>
-        <w:t xml:space="preserve">1. Lo ngại về an toàn và cơ sở hạ tầng (Safety Concerns and Poor Infrastructure)</w:t>
+        <w:t xml:space="preserve">2. Sự bất tiện và lối sống hiện đại (Inconvenience and Modern Lifestyle)</w:t>
       </w:r>
     </w:p>
     <w:p>
@@ -202,13 +253,13 @@
           <w:b/>
           <w:bCs/>
         </w:rPr>
-        <w:t xml:space="preserve">Thiếu làn đường riêng:</w:t>
-      </w:r>
-      <w:r>
-        <w:t xml:space="preserve"> </w:t>
-      </w:r>
-      <w:r>
-        <w:t xml:space="preserve">Hầu hết các thành phố lớn không có làn đường dành riêng cho xe đạp (dedicated cycling lanes). Người đi xe đạp phải đi chung với ô tô, xe máy tốc độ cao.</w:t>
+        <w:t xml:space="preserve">Khoảng cách và thời gian:</w:t>
+      </w:r>
+      <w:r>
+        <w:t xml:space="preserve"> </w:t>
+      </w:r>
+      <w:r>
+        <w:t xml:space="preserve">Các thành phố mở rộng, khoảng cách từ nhà đến chỗ làm xa. Đi xe đạp tốn nhiều thời gian và sức lực hơn so với xe máy hoặc ô tô.</w:t>
       </w:r>
     </w:p>
     <w:p>
@@ -224,23 +275,41 @@
           <w:b/>
           <w:bCs/>
         </w:rPr>
-        <w:t xml:space="preserve">Nguy cơ tai nạn:</w:t>
-      </w:r>
-      <w:r>
-        <w:t xml:space="preserve"> </w:t>
-      </w:r>
-      <w:r>
-        <w:t xml:space="preserve">Cảm giác không an toàn, sợ va chạm giao thông khiến người dân (đặc biệt là phụ huynh và người già) e ngại.</w:t>
-      </w:r>
-    </w:p>
-    <w:bookmarkEnd w:id="14"/>
-    <w:bookmarkStart w:id="16" w:name="X2b97b28fcc90520727be54ab21ab7ac803a2855"/>
+        <w:t xml:space="preserve">Yếu tố thời tiết &amp; trang phục:</w:t>
+      </w:r>
+      <w:r>
+        <w:t xml:space="preserve"> </w:t>
+      </w:r>
+      <w:r>
+        <w:t xml:space="preserve">Thời tiết khắc nghiệt (quá nóng hoặc mưa) làm người đi xe đạp bị ướt hoặc đổ mồ hôi, gây bất tiện khi đến văn phòng làm việc.</w:t>
+      </w:r>
+    </w:p>
+    <w:bookmarkStart w:id="15" w:name="b.-giải-pháp-solutions"/>
+    <w:p>
+      <w:pPr>
+        <w:pStyle w:val="Heading4"/>
+      </w:pPr>
+      <w:r>
+        <w:t xml:space="preserve">B. Giải pháp (Solutions)</w:t>
+      </w:r>
+    </w:p>
+    <w:p>
+      <w:pPr>
+        <w:pStyle w:val="CDGreenHeading"/>
+      </w:pPr>
+      <w:r>
+        <w:t xml:space="preserve">Làm sao để khuyến khích họ quay lại với xe đạp?</w:t>
+      </w:r>
+    </w:p>
+    <w:bookmarkEnd w:id="15"/>
+    <w:bookmarkEnd w:id="16"/>
+    <w:bookmarkStart w:id="17" w:name="Xee30129488d8b15da12bd21f1f86536cdd841ad"/>
     <w:p>
       <w:pPr>
         <w:pStyle w:val="Heading3"/>
       </w:pPr>
       <w:r>
-        <w:t xml:space="preserve">2. Sự bất tiện và lối sống hiện đại (Inconvenience and Modern Lifestyle)</w:t>
+        <w:t xml:space="preserve">1. Cải thiện cơ sở hạ tầng (Improving Infrastructure)</w:t>
       </w:r>
     </w:p>
     <w:p>
@@ -256,13 +325,13 @@
           <w:b/>
           <w:bCs/>
         </w:rPr>
-        <w:t xml:space="preserve">Khoảng cách và thời gian:</w:t>
-      </w:r>
-      <w:r>
-        <w:t xml:space="preserve"> </w:t>
-      </w:r>
-      <w:r>
-        <w:t xml:space="preserve">Các thành phố mở rộng, khoảng cách từ nhà đến chỗ làm xa. Đi xe đạp tốn nhiều thời gian và sức lực hơn so với xe máy hoặc ô tô.</w:t>
+        <w:t xml:space="preserve">Xây dựng làn đường riêng:</w:t>
+      </w:r>
+      <w:r>
+        <w:t xml:space="preserve"> </w:t>
+      </w:r>
+      <w:r>
+        <w:t xml:space="preserve">Chính phủ cần đầu tư xây dựng hệ thống đường dành riêng cho xe đạp để đảm bảo an toàn.</w:t>
       </w:r>
     </w:p>
     <w:p>
@@ -278,41 +347,23 @@
           <w:b/>
           <w:bCs/>
         </w:rPr>
-        <w:t xml:space="preserve">Yếu tố thời tiết &amp; trang phục:</w:t>
-      </w:r>
-      <w:r>
-        <w:t xml:space="preserve"> </w:t>
-      </w:r>
-      <w:r>
-        <w:t xml:space="preserve">Thời tiết khắc nghiệt (quá nóng hoặc mưa) làm người đi xe đạp bị ướt hoặc đổ mồ hôi, gây bất tiện khi đến văn phòng làm việc.</w:t>
-      </w:r>
-    </w:p>
-    <w:bookmarkStart w:id="15" w:name="b.-giải-pháp-solutions"/>
-    <w:p>
-      <w:pPr>
-        <w:pStyle w:val="Heading4"/>
-      </w:pPr>
-      <w:r>
-        <w:t xml:space="preserve">B. Giải pháp (Solutions)</w:t>
-      </w:r>
-    </w:p>
-    <w:p>
-      <w:pPr>
-        <w:pStyle w:val="CDGreenHeading"/>
-      </w:pPr>
-      <w:r>
-        <w:t xml:space="preserve">Làm sao để khuyến khích họ quay lại với xe đạp?</w:t>
-      </w:r>
-    </w:p>
-    <w:bookmarkEnd w:id="15"/>
-    <w:bookmarkEnd w:id="16"/>
-    <w:bookmarkStart w:id="17" w:name="Xee30129488d8b15da12bd21f1f86536cdd841ad"/>
+        <w:t xml:space="preserve">Hệ thống xe đạp công cộng:</w:t>
+      </w:r>
+      <w:r>
+        <w:t xml:space="preserve"> </w:t>
+      </w:r>
+      <w:r>
+        <w:t xml:space="preserve">Phát triển các trạm thuê xe đạp giá rẻ (public bike-sharing schemes) kết nối với trạm xe buýt/tàu điện để thuận tiện cho việc di chuyển ngắn.</w:t>
+      </w:r>
+    </w:p>
+    <w:bookmarkEnd w:id="17"/>
+    <w:bookmarkStart w:id="18" w:name="X2dd269481f76fae705be74d79b00792bb654860"/>
     <w:p>
       <w:pPr>
         <w:pStyle w:val="Heading3"/>
       </w:pPr>
       <w:r>
-        <w:t xml:space="preserve">1. Cải thiện cơ sở hạ tầng (Improving Infrastructure)</w:t>
+        <w:t xml:space="preserve">2. Chính sách khuyến khích và thay đổi nhận thức (Incentives and Awareness)</w:t>
       </w:r>
     </w:p>
     <w:p>
@@ -328,13 +379,13 @@
           <w:b/>
           <w:bCs/>
         </w:rPr>
-        <w:t xml:space="preserve">Xây dựng làn đường riêng:</w:t>
-      </w:r>
-      <w:r>
-        <w:t xml:space="preserve"> </w:t>
-      </w:r>
-      <w:r>
-        <w:t xml:space="preserve">Chính phủ cần đầu tư xây dựng hệ thống đường dành riêng cho xe đạp để đảm bảo an toàn.</w:t>
+        <w:t xml:space="preserve">Tiện ích tại nơi làm việc:</w:t>
+      </w:r>
+      <w:r>
+        <w:t xml:space="preserve"> </w:t>
+      </w:r>
+      <w:r>
+        <w:t xml:space="preserve">Khuyến khích các công ty lắp đặt phòng tắm (showers) hoặc chỗ để xe an toàn cho nhân viên.</w:t>
       </w:r>
     </w:p>
     <w:p>
@@ -350,23 +401,33 @@
           <w:b/>
           <w:bCs/>
         </w:rPr>
-        <w:t xml:space="preserve">Hệ thống xe đạp công cộng:</w:t>
-      </w:r>
-      <w:r>
-        <w:t xml:space="preserve"> </w:t>
-      </w:r>
-      <w:r>
-        <w:t xml:space="preserve">Phát triển các trạm thuê xe đạp giá rẻ (public bike-sharing schemes) kết nối với trạm xe buýt/tàu điện để thuận tiện cho việc di chuyển ngắn.</w:t>
-      </w:r>
-    </w:p>
-    <w:bookmarkEnd w:id="17"/>
-    <w:bookmarkStart w:id="18" w:name="X2dd269481f76fae705be74d79b00792bb654860"/>
+        <w:t xml:space="preserve">Tuyên truyền lợi ích:</w:t>
+      </w:r>
+      <w:r>
+        <w:t xml:space="preserve"> </w:t>
+      </w:r>
+      <w:r>
+        <w:t xml:space="preserve">Các chiến dịch truyền thông nhấn mạnh vào lợi ích sức khỏe (giảm béo phì) và bảo vệ môi trường (giảm khí thải).</w:t>
+      </w:r>
+    </w:p>
+    <w:bookmarkEnd w:id="18"/>
+    <w:bookmarkEnd w:id="19"/>
+    <w:bookmarkStart w:id="23" w:name="iii.-hướng-dẫn-viết-chi-tiết"/>
+    <w:p>
+      <w:pPr>
+        <w:pStyle w:val="Heading2"/>
+      </w:pPr>
+      <w:r>
+        <w:t xml:space="preserve">III. Hướng dẫn viết chi tiết</w:t>
+      </w:r>
+    </w:p>
+    <w:bookmarkStart w:id="20" w:name="mở-bài-introduction"/>
     <w:p>
       <w:pPr>
         <w:pStyle w:val="Heading3"/>
       </w:pPr>
       <w:r>
-        <w:t xml:space="preserve">2. Chính sách khuyến khích và thay đổi nhận thức (Incentives and Awareness)</w:t>
+        <w:t xml:space="preserve">1. Mở bài (Introduction)</w:t>
       </w:r>
     </w:p>
     <w:p>
@@ -382,13 +443,13 @@
           <w:b/>
           <w:bCs/>
         </w:rPr>
-        <w:t xml:space="preserve">Tiện ích tại nơi làm việc:</w:t>
-      </w:r>
-      <w:r>
-        <w:t xml:space="preserve"> </w:t>
-      </w:r>
-      <w:r>
-        <w:t xml:space="preserve">Khuyến khích các công ty lắp đặt phòng tắm (showers) hoặc chỗ để xe an toàn cho nhân viên.</w:t>
+        <w:t xml:space="preserve">Nhiệm vụ:</w:t>
+      </w:r>
+      <w:r>
+        <w:t xml:space="preserve"> </w:t>
+      </w:r>
+      <w:r>
+        <w:t xml:space="preserve">Paraphrase đề bài + Nêu Thesis statement (bài viết sẽ bàn về nguyên nhân và giải pháp).</w:t>
       </w:r>
     </w:p>
     <w:p>
@@ -404,13 +465,87 @@
           <w:b/>
           <w:bCs/>
         </w:rPr>
-        <w:t xml:space="preserve">Tuyên truyền lợi ích:</w:t>
-      </w:r>
-      <w:r>
-        <w:t xml:space="preserve"> </w:t>
-      </w:r>
-      <w:r>
-        <w:t xml:space="preserve">Các chiến dịch truyền thông nhấn mạnh vào lợi ích sức khỏe (giảm béo phì) và bảo vệ môi trường (giảm khí thải).</w:t>
+        <w:t xml:space="preserve">Cấu trúc ngữ pháp cần dùng:</w:t>
+      </w:r>
+      <w:r>
+        <w:t xml:space="preserve"> </w:t>
+      </w:r>
+      <w:r>
+        <w:t xml:space="preserve">Mệnh đề nhượng bộ (Although/Despite…) để tạo sự tương phản.</w:t>
+      </w:r>
+    </w:p>
+    <w:p>
+      <w:pPr>
+        <w:pStyle w:val="CDStep"/>
+      </w:pPr>
+      <w:r>
+        <w:rPr>
+          <w:rStyle w:val="CDBlue"/>
+          <w:b/>
+          <w:bCs/>
+        </w:rPr>
+        <w:t xml:space="preserve">Ví dụ</w:t>
+      </w:r>
+      <w:r>
+        <w:rPr>
+          <w:b/>
+          <w:bCs/>
+        </w:rPr>
+        <w:t xml:space="preserve">:</w:t>
+      </w:r>
+    </w:p>
+    <w:p>
+      <w:pPr>
+        <w:pStyle w:val="CDStep"/>
+      </w:pPr>
+      <w:r>
+        <w:t xml:space="preserve">It is undeniable that cycling is an eco-friendly and healthy mode of transport. However, its popularity has significantly declined in recent years. This essay will analyze the primary reasons for this trend, such as safety concerns and inconvenience, before proposing feasible solutions to encourage more people to cycle.</w:t>
+      </w:r>
+    </w:p>
+    <w:p>
+      <w:pPr>
+        <w:pStyle w:val="CDStep"/>
+      </w:pPr>
+      <w:r>
+        <w:rPr>
+          <w:b/>
+          <w:bCs/>
+        </w:rPr>
+        <w:t xml:space="preserve">(Bản dịch ý chính:</w:t>
+      </w:r>
+      <w:r>
+        <w:t xml:space="preserve"> </w:t>
+      </w:r>
+      <w:r>
+        <w:t xml:space="preserve">Không thể phủ nhận rằng đạp xe là phương thức giao thông thân thiện môi trường và tốt cho sức khỏe. Tuy nhiên, sự phổ biến của nó đã giảm đáng kể… Bài viết này sẽ phân tích các lý do chính… trước khi đề xuất các giải pháp khả thi…)</w:t>
+      </w:r>
+    </w:p>
+    <w:bookmarkEnd w:id="20"/>
+    <w:bookmarkStart w:id="21" w:name="thân-bài-body-paragraphs"/>
+    <w:p>
+      <w:pPr>
+        <w:pStyle w:val="Heading3"/>
+      </w:pPr>
+      <w:r>
+        <w:t xml:space="preserve">2. Thân bài (Body Paragraphs)</w:t>
+      </w:r>
+    </w:p>
+    <w:p>
+      <w:pPr>
+        <w:pStyle w:val="CDStep"/>
+      </w:pPr>
+      <w:r>
+        <w:rPr>
+          <w:b/>
+          <w:bCs/>
+        </w:rPr>
+        <w:t xml:space="preserve">Đoạn Thân bài 1:</w:t>
+      </w:r>
+      <w:r>
+        <w:t xml:space="preserve"> </w:t>
+      </w:r>
+      <w:r>
+        <w:t xml:space="preserve">Nguyên nhân (Causes)</w:t>
       </w:r>
     </w:p>
     <w:p>
@@ -422,17 +557,17 @@
         </w:numPr>
       </w:pPr>
       <w:r>
-        <w:t xml:space="preserve">Hướng dẫn viết chi tiết</w:t>
-      </w:r>
-    </w:p>
-    <w:bookmarkEnd w:id="18"/>
-    <w:bookmarkStart w:id="19" w:name="mở-bài-introduction"/>
-    <w:p>
-      <w:pPr>
-        <w:pStyle w:val="Heading3"/>
-      </w:pPr>
-      <w:r>
-        <w:t xml:space="preserve">1. Mở bài (Introduction)</w:t>
+        <w:rPr>
+          <w:b/>
+          <w:bCs/>
+        </w:rPr>
+        <w:t xml:space="preserve">Câu chủ đề (Topic Sentence):</w:t>
+      </w:r>
+      <w:r>
+        <w:t xml:space="preserve"> </w:t>
+      </w:r>
+      <w:r>
+        <w:t xml:space="preserve">Nêu rõ có 2 lý do chính: an toàn và sự tiện lợi.</w:t>
       </w:r>
     </w:p>
     <w:p>
@@ -440,147 +575,7 @@
         <w:pStyle w:val="Compact"/>
         <w:numPr>
           <w:ilvl w:val="0"/>
-          <w:numId w:val="1009"/>
-        </w:numPr>
-      </w:pPr>
-      <w:r>
-        <w:rPr>
-          <w:b/>
-          <w:bCs/>
-        </w:rPr>
-        <w:t xml:space="preserve">Nhiệm vụ:</w:t>
-      </w:r>
-      <w:r>
-        <w:t xml:space="preserve"> </w:t>
-      </w:r>
-      <w:r>
-        <w:t xml:space="preserve">Paraphrase đề bài + Nêu Thesis statement (bài viết sẽ bàn về nguyên nhân và giải pháp).</w:t>
-      </w:r>
-    </w:p>
-    <w:p>
-      <w:pPr>
-        <w:pStyle w:val="Compact"/>
-        <w:numPr>
-          <w:ilvl w:val="0"/>
-          <w:numId w:val="1009"/>
-        </w:numPr>
-      </w:pPr>
-      <w:r>
-        <w:rPr>
-          <w:b/>
-          <w:bCs/>
-        </w:rPr>
-        <w:t xml:space="preserve">Cấu trúc ngữ pháp cần dùng:</w:t>
-      </w:r>
-      <w:r>
-        <w:t xml:space="preserve"> </w:t>
-      </w:r>
-      <w:r>
-        <w:t xml:space="preserve">Mệnh đề nhượng bộ (Although/Despite…) để tạo sự tương phản.</w:t>
-      </w:r>
-    </w:p>
-    <w:p>
-      <w:pPr>
-        <w:pStyle w:val="CDStep"/>
-      </w:pPr>
-      <w:r>
-        <w:rPr>
-          <w:rStyle w:val="CDBlue"/>
-          <w:b/>
-          <w:bCs/>
-        </w:rPr>
-        <w:t xml:space="preserve">Ví dụ</w:t>
-      </w:r>
-      <w:r>
-        <w:rPr>
-          <w:b/>
-          <w:bCs/>
-        </w:rPr>
-        <w:t xml:space="preserve">:</w:t>
-      </w:r>
-    </w:p>
-    <w:p>
-      <w:pPr>
-        <w:pStyle w:val="CDStep"/>
-      </w:pPr>
-      <w:r>
-        <w:t xml:space="preserve">It is undeniable that cycling is an eco-friendly and healthy mode of transport. However, its popularity has significantly declined in recent years. This essay will analyze the primary reasons for this trend, such as safety concerns and inconvenience, before proposing feasible solutions to encourage more people to cycle.</w:t>
-      </w:r>
-    </w:p>
-    <w:p>
-      <w:pPr>
-        <w:pStyle w:val="CDStep"/>
-      </w:pPr>
-      <w:r>
-        <w:rPr>
-          <w:b/>
-          <w:bCs/>
-        </w:rPr>
-        <w:t xml:space="preserve">(Bản dịch ý chính:</w:t>
-      </w:r>
-      <w:r>
-        <w:t xml:space="preserve"> </w:t>
-      </w:r>
-      <w:r>
-        <w:t xml:space="preserve">Không thể phủ nhận rằng đạp xe là phương thức giao thông thân thiện môi trường và tốt cho sức khỏe. Tuy nhiên, sự phổ biến của nó đã giảm đáng kể… Bài viết này sẽ phân tích các lý do chính… trước khi đề xuất các giải pháp khả thi…)</w:t>
-      </w:r>
-    </w:p>
-    <w:bookmarkEnd w:id="19"/>
-    <w:bookmarkStart w:id="20" w:name="thân-bài-body-paragraphs"/>
-    <w:p>
-      <w:pPr>
-        <w:pStyle w:val="Heading3"/>
-      </w:pPr>
-      <w:r>
-        <w:t xml:space="preserve">2. Thân bài (Body Paragraphs)</w:t>
-      </w:r>
-    </w:p>
-    <w:p>
-      <w:pPr>
-        <w:pStyle w:val="CDStep"/>
-      </w:pPr>
-      <w:r>
-        <w:rPr>
-          <w:b/>
-          <w:bCs/>
-        </w:rPr>
-        <w:t xml:space="preserve">Đoạn Thân bài 1:</w:t>
-      </w:r>
-      <w:r>
-        <w:t xml:space="preserve"> </w:t>
-      </w:r>
-      <w:r>
-        <w:t xml:space="preserve">Nguyên nhân (Causes)</w:t>
-      </w:r>
-    </w:p>
-    <w:p>
-      <w:pPr>
-        <w:pStyle w:val="Compact"/>
-        <w:numPr>
-          <w:ilvl w:val="0"/>
-          <w:numId w:val="1010"/>
-        </w:numPr>
-      </w:pPr>
-      <w:r>
-        <w:rPr>
-          <w:b/>
-          <w:bCs/>
-        </w:rPr>
-        <w:t xml:space="preserve">Câu chủ đề (Topic Sentence):</w:t>
-      </w:r>
-      <w:r>
-        <w:t xml:space="preserve"> </w:t>
-      </w:r>
-      <w:r>
-        <w:t xml:space="preserve">Nêu rõ có 2 lý do chính: an toàn và sự tiện lợi.</w:t>
-      </w:r>
-    </w:p>
-    <w:p>
-      <w:pPr>
-        <w:pStyle w:val="Compact"/>
-        <w:numPr>
-          <w:ilvl w:val="0"/>
-          <w:numId w:val="1010"/>
+          <w:numId w:val="1008"/>
         </w:numPr>
       </w:pPr>
       <w:r>
@@ -604,7 +599,7 @@
         <w:pStyle w:val="Compact"/>
         <w:numPr>
           <w:ilvl w:val="1"/>
-          <w:numId w:val="1011"/>
+          <w:numId w:val="1009"/>
         </w:numPr>
       </w:pPr>
       <w:r>
@@ -660,7 +655,7 @@
         <w:pStyle w:val="Compact"/>
         <w:numPr>
           <w:ilvl w:val="1"/>
-          <w:numId w:val="1011"/>
+          <w:numId w:val="1009"/>
         </w:numPr>
       </w:pPr>
       <w:r>
@@ -788,7 +783,7 @@
         <w:pStyle w:val="Compact"/>
         <w:numPr>
           <w:ilvl w:val="0"/>
-          <w:numId w:val="1012"/>
+          <w:numId w:val="1010"/>
         </w:numPr>
       </w:pPr>
       <w:r>
@@ -810,7 +805,7 @@
         <w:pStyle w:val="Compact"/>
         <w:numPr>
           <w:ilvl w:val="0"/>
-          <w:numId w:val="1012"/>
+          <w:numId w:val="1010"/>
         </w:numPr>
       </w:pPr>
       <w:r>
@@ -834,7 +829,7 @@
         <w:pStyle w:val="Compact"/>
         <w:numPr>
           <w:ilvl w:val="1"/>
-          <w:numId w:val="1013"/>
+          <w:numId w:val="1011"/>
         </w:numPr>
       </w:pPr>
       <w:r>
@@ -890,7 +885,7 @@
         <w:pStyle w:val="Compact"/>
         <w:numPr>
           <w:ilvl w:val="1"/>
-          <w:numId w:val="1013"/>
+          <w:numId w:val="1011"/>
         </w:numPr>
       </w:pPr>
       <w:r>
@@ -978,8 +973,8 @@
         <w:t xml:space="preserve">Lưu ý ngữ pháp: Sử dụng cấu trúc By + V-ing (Bằng cách làm gì đó) để chỉ cách thức thực hiện giải pháp.</w:t>
       </w:r>
     </w:p>
-    <w:bookmarkEnd w:id="20"/>
-    <w:bookmarkStart w:id="21" w:name="kết-bài-conclusion"/>
+    <w:bookmarkEnd w:id="21"/>
+    <w:bookmarkStart w:id="22" w:name="kết-bài-conclusion"/>
     <w:p>
       <w:pPr>
         <w:pStyle w:val="Heading3"/>
@@ -993,7 +988,7 @@
         <w:pStyle w:val="Compact"/>
         <w:numPr>
           <w:ilvl w:val="0"/>
-          <w:numId w:val="1014"/>
+          <w:numId w:val="1012"/>
         </w:numPr>
       </w:pPr>
       <w:r>
@@ -1064,315 +1059,462 @@
         <w:t xml:space="preserve">Tóm lại, lý do chính… là nỗi sợ tai nạn và sự bất tiện… Tuy nhiên, bằng cách cải thiện an toàn đường bộ và cung cấp cơ sở vật chất tốt hơn… xã hội có thể thúc đẩy đạp xe trở lại…)</w:t>
       </w:r>
     </w:p>
-    <w:p>
-      <w:pPr>
-        <w:pStyle w:val="Compact"/>
-        <w:numPr>
-          <w:ilvl w:val="0"/>
-          <w:numId w:val="1015"/>
-        </w:numPr>
-      </w:pPr>
-      <w:r>
-        <w:t xml:space="preserve">Từ vựng nâng cao</w:t>
-      </w:r>
-    </w:p>
-    <w:p>
-      <w:pPr>
-        <w:pStyle w:val="CDStep"/>
+    <w:bookmarkEnd w:id="22"/>
+    <w:bookmarkEnd w:id="23"/>
+    <w:bookmarkStart w:id="24" w:name="iv.-từ-vựng-nâng-cao"/>
+    <w:p>
+      <w:pPr>
+        <w:pStyle w:val="Heading2"/>
+      </w:pPr>
+      <w:r>
+        <w:t xml:space="preserve">IV. Từ vựng nâng cao</w:t>
+      </w:r>
+    </w:p>
+    <w:p>
+      <w:pPr>
+        <w:pStyle w:val="CDSection"/>
       </w:pPr>
       <w:r>
         <w:t xml:space="preserve">Để đạt điểm cao hơn, hãy thay thế các từ cơ bản bằng các từ vựng dưới đây:</w:t>
       </w:r>
     </w:p>
-    <w:p>
-      <w:pPr>
-        <w:pStyle w:val="CDStep"/>
-      </w:pPr>
-      <w:r>
-        <w:t xml:space="preserve">Từ/Cụm từ (Word/Phrase)</w:t>
-      </w:r>
-    </w:p>
-    <w:p>
-      <w:pPr>
-        <w:pStyle w:val="CDStep"/>
-      </w:pPr>
-      <w:r>
-        <w:t xml:space="preserve">Nghĩa (Tiếng Việt)</w:t>
-      </w:r>
-    </w:p>
-    <w:p>
-      <w:pPr>
-        <w:pStyle w:val="CDStep"/>
-      </w:pPr>
-      <w:r>
-        <w:t xml:space="preserve">Ví dụ câu (Example)</w:t>
-      </w:r>
-    </w:p>
-    <w:p>
-      <w:pPr>
-        <w:pStyle w:val="CDStep"/>
-      </w:pPr>
-      <w:r>
-        <w:t xml:space="preserve">Eco-friendly (adj)</w:t>
-      </w:r>
-    </w:p>
-    <w:p>
-      <w:pPr>
-        <w:pStyle w:val="CDStep"/>
-      </w:pPr>
-      <w:r>
-        <w:t xml:space="preserve">Thân thiện với môi trường</w:t>
-      </w:r>
-    </w:p>
-    <w:p>
-      <w:pPr>
-        <w:pStyle w:val="CDStep"/>
-      </w:pPr>
-      <w:r>
-        <w:t xml:space="preserve">Cycling is an eco-friendly alternative to driving cars.</w:t>
-      </w:r>
-    </w:p>
-    <w:p>
-      <w:pPr>
-        <w:pStyle w:val="CDStep"/>
-      </w:pPr>
-      <w:r>
-        <w:t xml:space="preserve">Mode of transport (n)</w:t>
-      </w:r>
-    </w:p>
-    <w:p>
-      <w:pPr>
-        <w:pStyle w:val="CDStep"/>
-      </w:pPr>
-      <w:r>
-        <w:t xml:space="preserve">Phương thức giao thông</w:t>
-      </w:r>
-    </w:p>
-    <w:p>
-      <w:pPr>
-        <w:pStyle w:val="CDStep"/>
-      </w:pPr>
-      <w:r>
-        <w:t xml:space="preserve">We need to promote sustainable modes of transport.</w:t>
-      </w:r>
-    </w:p>
-    <w:p>
-      <w:pPr>
-        <w:pStyle w:val="CDStep"/>
-      </w:pPr>
-      <w:r>
-        <w:t xml:space="preserve">Dedicated cycling lanes(n)</w:t>
-      </w:r>
-    </w:p>
-    <w:p>
-      <w:pPr>
-        <w:pStyle w:val="CDStep"/>
-      </w:pPr>
-      <w:r>
-        <w:t xml:space="preserve">Làn đường dành riêng cho xe đạp</w:t>
-      </w:r>
-    </w:p>
-    <w:p>
-      <w:pPr>
-        <w:pStyle w:val="CDStep"/>
-      </w:pPr>
-      <w:r>
-        <w:t xml:space="preserve">The city should build more dedicated cycling lanes to ensure safety.</w:t>
-      </w:r>
-    </w:p>
-    <w:p>
-      <w:pPr>
-        <w:pStyle w:val="CDStep"/>
-      </w:pPr>
-      <w:r>
-        <w:t xml:space="preserve">Vulnerable (adj)</w:t>
-      </w:r>
-    </w:p>
-    <w:p>
-      <w:pPr>
-        <w:pStyle w:val="CDStep"/>
-      </w:pPr>
-      <w:r>
-        <w:t xml:space="preserve">Dễ bị tổn thương/nguy hiểm</w:t>
-      </w:r>
-    </w:p>
-    <w:p>
-      <w:pPr>
-        <w:pStyle w:val="CDStep"/>
-      </w:pPr>
-      <w:r>
-        <w:t xml:space="preserve">Cyclists are vulnerable when sharing the road with trucks.</w:t>
-      </w:r>
-    </w:p>
-    <w:p>
-      <w:pPr>
-        <w:pStyle w:val="CDStep"/>
-      </w:pPr>
-      <w:r>
-        <w:t xml:space="preserve">Impractical (adj)</w:t>
-      </w:r>
-    </w:p>
-    <w:p>
-      <w:pPr>
-        <w:pStyle w:val="CDStep"/>
-      </w:pPr>
-      <w:r>
-        <w:t xml:space="preserve">Thiếu thực tế/Không khả thi</w:t>
-      </w:r>
-    </w:p>
-    <w:p>
-      <w:pPr>
-        <w:pStyle w:val="CDStep"/>
-      </w:pPr>
-      <w:r>
-        <w:t xml:space="preserve">Riding a bike for 20km is impractical for many office workers.</w:t>
-      </w:r>
-    </w:p>
-    <w:p>
-      <w:pPr>
-        <w:pStyle w:val="CDStep"/>
-      </w:pPr>
-      <w:r>
-        <w:t xml:space="preserve">Physically demanding(adj)</w:t>
-      </w:r>
-    </w:p>
-    <w:p>
-      <w:pPr>
-        <w:pStyle w:val="CDStep"/>
-      </w:pPr>
-      <w:r>
-        <w:t xml:space="preserve">Đòi hỏi nhiều thể lực</w:t>
-      </w:r>
-    </w:p>
-    <w:p>
-      <w:pPr>
-        <w:pStyle w:val="CDStep"/>
-      </w:pPr>
-      <w:r>
-        <w:t xml:space="preserve">Cycling uphill can be physically demanding.</w:t>
-      </w:r>
-    </w:p>
-    <w:p>
-      <w:pPr>
-        <w:pStyle w:val="CDStep"/>
-      </w:pPr>
-      <w:r>
-        <w:t xml:space="preserve">Invest in infrastructure(v)</w:t>
-      </w:r>
-    </w:p>
-    <w:p>
-      <w:pPr>
-        <w:pStyle w:val="CDStep"/>
-      </w:pPr>
-      <w:r>
-        <w:t xml:space="preserve">Đầu tư vào cơ sở hạ tầng</w:t>
-      </w:r>
-    </w:p>
-    <w:p>
-      <w:pPr>
-        <w:pStyle w:val="CDStep"/>
-      </w:pPr>
-      <w:r>
-        <w:t xml:space="preserve">The government must invest in infrastructure to support cyclists.</w:t>
-      </w:r>
-    </w:p>
-    <w:p>
-      <w:pPr>
-        <w:pStyle w:val="CDStep"/>
-      </w:pPr>
-      <w:r>
-        <w:t xml:space="preserve">Implement measures (v)</w:t>
-      </w:r>
-    </w:p>
-    <w:p>
-      <w:pPr>
-        <w:pStyle w:val="CDStep"/>
-      </w:pPr>
-      <w:r>
-        <w:t xml:space="preserve">Thi hành các biện pháp</w:t>
-      </w:r>
-    </w:p>
-    <w:p>
-      <w:pPr>
-        <w:pStyle w:val="CDStep"/>
-      </w:pPr>
-      <w:r>
-        <w:t xml:space="preserve">Strict measures should be implemented to reduce traffic congestion.</w:t>
-      </w:r>
-    </w:p>
-    <w:p>
-      <w:pPr>
-        <w:pStyle w:val="CDStep"/>
-      </w:pPr>
-      <w:r>
-        <w:t xml:space="preserve">Sedentary lifestyle (n)</w:t>
-      </w:r>
-    </w:p>
-    <w:p>
-      <w:pPr>
-        <w:pStyle w:val="CDStep"/>
-      </w:pPr>
-      <w:r>
-        <w:t xml:space="preserve">Lối sống thụ động (ít vận động)</w:t>
-      </w:r>
-    </w:p>
-    <w:p>
-      <w:pPr>
-        <w:pStyle w:val="CDStep"/>
-      </w:pPr>
-      <w:r>
-        <w:t xml:space="preserve">Cycling helps combat the sedentary lifestyle of modern workers.</w:t>
-      </w:r>
-    </w:p>
-    <w:p>
-      <w:pPr>
-        <w:pStyle w:val="CDStep"/>
-      </w:pPr>
-      <w:r>
-        <w:t xml:space="preserve">Traffic congestion (n)</w:t>
-      </w:r>
-    </w:p>
-    <w:p>
-      <w:pPr>
-        <w:pStyle w:val="CDStep"/>
-      </w:pPr>
-      <w:r>
-        <w:t xml:space="preserve">Tắc nghẽn giao thông</w:t>
-      </w:r>
-    </w:p>
-    <w:p>
-      <w:pPr>
-        <w:pStyle w:val="CDStep"/>
-      </w:pPr>
-      <w:r>
-        <w:t xml:space="preserve">More bikes mean less traffic congestion.</w:t>
-      </w:r>
-    </w:p>
-    <w:p>
-      <w:pPr>
-        <w:pStyle w:val="CDStep"/>
-      </w:pPr>
-      <w:r>
-        <w:t xml:space="preserve">Commute (v/n)</w:t>
-      </w:r>
-    </w:p>
-    <w:p>
-      <w:pPr>
-        <w:pStyle w:val="CDStep"/>
-      </w:pPr>
-      <w:r>
-        <w:t xml:space="preserve">Việc đi lại (từ nhà đến chỗ làm)</w:t>
-      </w:r>
-    </w:p>
-    <w:p>
-      <w:pPr>
-        <w:pStyle w:val="CDStep"/>
-      </w:pPr>
-      <w:r>
-        <w:t xml:space="preserve">His daily commute takes 30 minutes by bike.</w:t>
-      </w:r>
-    </w:p>
-    <w:bookmarkEnd w:id="21"/>
+    <w:tbl>
+      <w:tblPr>
+        <w:tblStyle w:val="CDVocabTable"/>
+        <w:tblW w:type="pct" w:w="5000"/>
+        <w:tblLayout w:type="fixed"/>
+        <w:tblLook w:firstRow="1" w:lastRow="0" w:firstColumn="0" w:lastColumn="0" w:noHBand="0" w:noVBand="0" w:val="0020"/>
+      </w:tblPr>
+      <w:tblGrid>
+        <w:gridCol w:w="2640"/>
+        <w:gridCol w:w="2640"/>
+        <w:gridCol w:w="2640"/>
+      </w:tblGrid>
+      <w:tr>
+        <w:trPr>
+          <w:tblHeader w:val="on"/>
+        </w:trPr>
+        <w:tc>
+          <w:tcPr/>
+          <w:p>
+            <w:pPr>
+              <w:pStyle w:val="Compact"/>
+            </w:pPr>
+            <w:r>
+              <w:t xml:space="preserve">Từ/Cụm từ (Word/Phrase)</w:t>
+            </w:r>
+          </w:p>
+        </w:tc>
+        <w:tc>
+          <w:tcPr/>
+          <w:p>
+            <w:pPr>
+              <w:pStyle w:val="Compact"/>
+            </w:pPr>
+            <w:r>
+              <w:t xml:space="preserve">Nghĩa (Tiếng Việt)</w:t>
+            </w:r>
+          </w:p>
+        </w:tc>
+        <w:tc>
+          <w:tcPr/>
+          <w:p>
+            <w:pPr>
+              <w:pStyle w:val="Compact"/>
+            </w:pPr>
+            <w:r>
+              <w:t xml:space="preserve">Ví dụ câu (Example)</w:t>
+            </w:r>
+          </w:p>
+        </w:tc>
+      </w:tr>
+      <w:tr>
+        <w:tc>
+          <w:tcPr/>
+          <w:p>
+            <w:pPr>
+              <w:pStyle w:val="Compact"/>
+            </w:pPr>
+            <w:r>
+              <w:t xml:space="preserve">Eco-friendly (adj)</w:t>
+            </w:r>
+          </w:p>
+        </w:tc>
+        <w:tc>
+          <w:tcPr/>
+          <w:p>
+            <w:pPr>
+              <w:pStyle w:val="Compact"/>
+            </w:pPr>
+            <w:r>
+              <w:t xml:space="preserve">Thân thiện với môi trường</w:t>
+            </w:r>
+          </w:p>
+        </w:tc>
+        <w:tc>
+          <w:tcPr/>
+          <w:p>
+            <w:pPr>
+              <w:pStyle w:val="Compact"/>
+            </w:pPr>
+            <w:r>
+              <w:t xml:space="preserve">Cycling is an eco-friendly alternative to driving cars.</w:t>
+            </w:r>
+          </w:p>
+        </w:tc>
+      </w:tr>
+      <w:tr>
+        <w:tc>
+          <w:tcPr/>
+          <w:p>
+            <w:pPr>
+              <w:pStyle w:val="Compact"/>
+            </w:pPr>
+            <w:r>
+              <w:t xml:space="preserve">Mode of transport (n)</w:t>
+            </w:r>
+          </w:p>
+        </w:tc>
+        <w:tc>
+          <w:tcPr/>
+          <w:p>
+            <w:pPr>
+              <w:pStyle w:val="Compact"/>
+            </w:pPr>
+            <w:r>
+              <w:t xml:space="preserve">Phương thức giao thông</w:t>
+            </w:r>
+          </w:p>
+        </w:tc>
+        <w:tc>
+          <w:tcPr/>
+          <w:p>
+            <w:pPr>
+              <w:pStyle w:val="Compact"/>
+            </w:pPr>
+            <w:r>
+              <w:t xml:space="preserve">We need to promote sustainable modes of transport.</w:t>
+            </w:r>
+          </w:p>
+        </w:tc>
+      </w:tr>
+      <w:tr>
+        <w:tc>
+          <w:tcPr/>
+          <w:p>
+            <w:pPr>
+              <w:pStyle w:val="Compact"/>
+            </w:pPr>
+            <w:r>
+              <w:t xml:space="preserve">Dedicated cycling lanes(n)</w:t>
+            </w:r>
+          </w:p>
+        </w:tc>
+        <w:tc>
+          <w:tcPr/>
+          <w:p>
+            <w:pPr>
+              <w:pStyle w:val="Compact"/>
+            </w:pPr>
+            <w:r>
+              <w:t xml:space="preserve">Làn đường dành riêng cho xe đạp</w:t>
+            </w:r>
+          </w:p>
+        </w:tc>
+        <w:tc>
+          <w:tcPr/>
+          <w:p>
+            <w:pPr>
+              <w:pStyle w:val="Compact"/>
+            </w:pPr>
+            <w:r>
+              <w:t xml:space="preserve">The city should build more dedicated cycling lanes to ensure safety.</w:t>
+            </w:r>
+          </w:p>
+        </w:tc>
+      </w:tr>
+      <w:tr>
+        <w:tc>
+          <w:tcPr/>
+          <w:p>
+            <w:pPr>
+              <w:pStyle w:val="Compact"/>
+            </w:pPr>
+            <w:r>
+              <w:t xml:space="preserve">Vulnerable (adj)</w:t>
+            </w:r>
+          </w:p>
+        </w:tc>
+        <w:tc>
+          <w:tcPr/>
+          <w:p>
+            <w:pPr>
+              <w:pStyle w:val="Compact"/>
+            </w:pPr>
+            <w:r>
+              <w:t xml:space="preserve">Dễ bị tổn thương/nguy hiểm</w:t>
+            </w:r>
+          </w:p>
+        </w:tc>
+        <w:tc>
+          <w:tcPr/>
+          <w:p>
+            <w:pPr>
+              <w:pStyle w:val="Compact"/>
+            </w:pPr>
+            <w:r>
+              <w:t xml:space="preserve">Cyclists are vulnerable when sharing the road with trucks.</w:t>
+            </w:r>
+          </w:p>
+        </w:tc>
+      </w:tr>
+      <w:tr>
+        <w:tc>
+          <w:tcPr/>
+          <w:p>
+            <w:pPr>
+              <w:pStyle w:val="Compact"/>
+            </w:pPr>
+            <w:r>
+              <w:t xml:space="preserve">Impractical (adj)</w:t>
+            </w:r>
+          </w:p>
+        </w:tc>
+        <w:tc>
+          <w:tcPr/>
+          <w:p>
+            <w:pPr>
+              <w:pStyle w:val="Compact"/>
+            </w:pPr>
+            <w:r>
+              <w:t xml:space="preserve">Thiếu thực tế/Không khả thi</w:t>
+            </w:r>
+          </w:p>
+        </w:tc>
+        <w:tc>
+          <w:tcPr/>
+          <w:p>
+            <w:pPr>
+              <w:pStyle w:val="Compact"/>
+            </w:pPr>
+            <w:r>
+              <w:t xml:space="preserve">Riding a bike for 20km is impractical for many office workers.</w:t>
+            </w:r>
+          </w:p>
+        </w:tc>
+      </w:tr>
+      <w:tr>
+        <w:tc>
+          <w:tcPr/>
+          <w:p>
+            <w:pPr>
+              <w:pStyle w:val="Compact"/>
+            </w:pPr>
+            <w:r>
+              <w:t xml:space="preserve">Physically demanding(adj)</w:t>
+            </w:r>
+          </w:p>
+        </w:tc>
+        <w:tc>
+          <w:tcPr/>
+          <w:p>
+            <w:pPr>
+              <w:pStyle w:val="Compact"/>
+            </w:pPr>
+            <w:r>
+              <w:t xml:space="preserve">Đòi hỏi nhiều thể lực</w:t>
+            </w:r>
+          </w:p>
+        </w:tc>
+        <w:tc>
+          <w:tcPr/>
+          <w:p>
+            <w:pPr>
+              <w:pStyle w:val="Compact"/>
+            </w:pPr>
+            <w:r>
+              <w:t xml:space="preserve">Cycling uphill can be physically demanding.</w:t>
+            </w:r>
+          </w:p>
+        </w:tc>
+      </w:tr>
+      <w:tr>
+        <w:tc>
+          <w:tcPr/>
+          <w:p>
+            <w:pPr>
+              <w:pStyle w:val="Compact"/>
+            </w:pPr>
+            <w:r>
+              <w:t xml:space="preserve">Invest in infrastructure(v)</w:t>
+            </w:r>
+          </w:p>
+        </w:tc>
+        <w:tc>
+          <w:tcPr/>
+          <w:p>
+            <w:pPr>
+              <w:pStyle w:val="Compact"/>
+            </w:pPr>
+            <w:r>
+              <w:t xml:space="preserve">Đầu tư vào cơ sở hạ tầng</w:t>
+            </w:r>
+          </w:p>
+        </w:tc>
+        <w:tc>
+          <w:tcPr/>
+          <w:p>
+            <w:pPr>
+              <w:pStyle w:val="Compact"/>
+            </w:pPr>
+            <w:r>
+              <w:t xml:space="preserve">The government must invest in infrastructure to support cyclists.</w:t>
+            </w:r>
+          </w:p>
+        </w:tc>
+      </w:tr>
+      <w:tr>
+        <w:tc>
+          <w:tcPr/>
+          <w:p>
+            <w:pPr>
+              <w:pStyle w:val="Compact"/>
+            </w:pPr>
+            <w:r>
+              <w:t xml:space="preserve">Implement measures (v)</w:t>
+            </w:r>
+          </w:p>
+        </w:tc>
+        <w:tc>
+          <w:tcPr/>
+          <w:p>
+            <w:pPr>
+              <w:pStyle w:val="Compact"/>
+            </w:pPr>
+            <w:r>
+              <w:t xml:space="preserve">Thi hành các biện pháp</w:t>
+            </w:r>
+          </w:p>
+        </w:tc>
+        <w:tc>
+          <w:tcPr/>
+          <w:p>
+            <w:pPr>
+              <w:pStyle w:val="Compact"/>
+            </w:pPr>
+            <w:r>
+              <w:t xml:space="preserve">Strict measures should be implemented to reduce traffic congestion.</w:t>
+            </w:r>
+          </w:p>
+        </w:tc>
+      </w:tr>
+      <w:tr>
+        <w:tc>
+          <w:tcPr/>
+          <w:p>
+            <w:pPr>
+              <w:pStyle w:val="Compact"/>
+            </w:pPr>
+            <w:r>
+              <w:t xml:space="preserve">Sedentary lifestyle (n)</w:t>
+            </w:r>
+          </w:p>
+        </w:tc>
+        <w:tc>
+          <w:tcPr/>
+          <w:p>
+            <w:pPr>
+              <w:pStyle w:val="Compact"/>
+            </w:pPr>
+            <w:r>
+              <w:t xml:space="preserve">Lối sống thụ động (ít vận động)</w:t>
+            </w:r>
+          </w:p>
+        </w:tc>
+        <w:tc>
+          <w:tcPr/>
+          <w:p>
+            <w:pPr>
+              <w:pStyle w:val="Compact"/>
+            </w:pPr>
+            <w:r>
+              <w:t xml:space="preserve">Cycling helps combat the sedentary lifestyle of modern workers.</w:t>
+            </w:r>
+          </w:p>
+        </w:tc>
+      </w:tr>
+      <w:tr>
+        <w:tc>
+          <w:tcPr/>
+          <w:p>
+            <w:pPr>
+              <w:pStyle w:val="Compact"/>
+            </w:pPr>
+            <w:r>
+              <w:t xml:space="preserve">Traffic congestion (n)</w:t>
+            </w:r>
+          </w:p>
+        </w:tc>
+        <w:tc>
+          <w:tcPr/>
+          <w:p>
+            <w:pPr>
+              <w:pStyle w:val="Compact"/>
+            </w:pPr>
+            <w:r>
+              <w:t xml:space="preserve">Tắc nghẽn giao thông</w:t>
+            </w:r>
+          </w:p>
+        </w:tc>
+        <w:tc>
+          <w:tcPr/>
+          <w:p>
+            <w:pPr>
+              <w:pStyle w:val="Compact"/>
+            </w:pPr>
+            <w:r>
+              <w:t xml:space="preserve">More bikes mean less traffic congestion.</w:t>
+            </w:r>
+          </w:p>
+        </w:tc>
+      </w:tr>
+      <w:tr>
+        <w:tc>
+          <w:tcPr/>
+          <w:p>
+            <w:pPr>
+              <w:pStyle w:val="Compact"/>
+            </w:pPr>
+            <w:r>
+              <w:t xml:space="preserve">Commute (v/n)</w:t>
+            </w:r>
+          </w:p>
+        </w:tc>
+        <w:tc>
+          <w:tcPr/>
+          <w:p>
+            <w:pPr>
+              <w:pStyle w:val="Compact"/>
+            </w:pPr>
+            <w:r>
+              <w:t xml:space="preserve">Việc đi lại (từ nhà đến chỗ làm)</w:t>
+            </w:r>
+          </w:p>
+        </w:tc>
+        <w:tc>
+          <w:tcPr/>
+          <w:p>
+            <w:pPr>
+              <w:pStyle w:val="Compact"/>
+            </w:pPr>
+            <w:r>
+              <w:t xml:space="preserve">His daily commute takes 30 minutes by bike.</w:t>
+            </w:r>
+          </w:p>
+        </w:tc>
+      </w:tr>
+    </w:tbl>
+    <w:bookmarkEnd w:id="24"/>
     <w:sectPr>
       <w:headerReference r:id="rId1" w:type="default"/>
       <w:headerReference r:id="rId2" w:type="first"/>
@@ -2055,261 +2197,6 @@
       </w:pPr>
     </w:lvl>
   </w:abstractNum>
-  <w:abstractNum w:abstractNumId="99612">
-    <w:nsid w:val="00A99612"/>
-    <w:multiLevelType w:val="multilevel"/>
-    <w:lvl w:ilvl="0">
-      <w:start w:val="2"/>
-      <w:numFmt w:val="upperRoman"/>
-      <w:lvlText w:val="%1."/>
-      <w:lvlJc w:val="left"/>
-      <w:pPr>
-        <w:ind w:left="720" w:hanging="360"/>
-      </w:pPr>
-    </w:lvl>
-    <w:lvl w:ilvl="1">
-      <w:start w:val="2"/>
-      <w:numFmt w:val="upperRoman"/>
-      <w:lvlText w:val="%2."/>
-      <w:lvlJc w:val="left"/>
-      <w:pPr>
-        <w:ind w:left="1440" w:hanging="360"/>
-      </w:pPr>
-    </w:lvl>
-    <w:lvl w:ilvl="2">
-      <w:start w:val="2"/>
-      <w:numFmt w:val="upperRoman"/>
-      <w:lvlText w:val="%3."/>
-      <w:lvlJc w:val="left"/>
-      <w:pPr>
-        <w:ind w:left="2160" w:hanging="360"/>
-      </w:pPr>
-    </w:lvl>
-    <w:lvl w:ilvl="3">
-      <w:start w:val="2"/>
-      <w:numFmt w:val="upperRoman"/>
-      <w:lvlText w:val="%4."/>
-      <w:lvlJc w:val="left"/>
-      <w:pPr>
-        <w:ind w:left="2880" w:hanging="360"/>
-      </w:pPr>
-    </w:lvl>
-    <w:lvl w:ilvl="4">
-      <w:start w:val="2"/>
-      <w:numFmt w:val="upperRoman"/>
-      <w:lvlText w:val="%5."/>
-      <w:lvlJc w:val="left"/>
-      <w:pPr>
-        <w:ind w:left="3600" w:hanging="360"/>
-      </w:pPr>
-    </w:lvl>
-    <w:lvl w:ilvl="5">
-      <w:start w:val="2"/>
-      <w:numFmt w:val="upperRoman"/>
-      <w:lvlText w:val="%6."/>
-      <w:lvlJc w:val="left"/>
-      <w:pPr>
-        <w:ind w:left="4320" w:hanging="360"/>
-      </w:pPr>
-    </w:lvl>
-    <w:lvl w:ilvl="6">
-      <w:start w:val="2"/>
-      <w:numFmt w:val="upperRoman"/>
-      <w:lvlText w:val="%7."/>
-      <w:lvlJc w:val="left"/>
-      <w:pPr>
-        <w:ind w:left="5040" w:hanging="360"/>
-      </w:pPr>
-    </w:lvl>
-    <w:lvl w:ilvl="7">
-      <w:start w:val="2"/>
-      <w:numFmt w:val="upperRoman"/>
-      <w:lvlText w:val="%8."/>
-      <w:lvlJc w:val="left"/>
-      <w:pPr>
-        <w:ind w:left="5760" w:hanging="360"/>
-      </w:pPr>
-    </w:lvl>
-    <w:lvl w:ilvl="8">
-      <w:start w:val="2"/>
-      <w:numFmt w:val="upperRoman"/>
-      <w:lvlText w:val="%9."/>
-      <w:lvlJc w:val="left"/>
-      <w:pPr>
-        <w:ind w:left="6480" w:hanging="360"/>
-      </w:pPr>
-    </w:lvl>
-  </w:abstractNum>
-  <w:abstractNum w:abstractNumId="99613">
-    <w:nsid w:val="00A99613"/>
-    <w:multiLevelType w:val="multilevel"/>
-    <w:lvl w:ilvl="0">
-      <w:start w:val="3"/>
-      <w:numFmt w:val="upperRoman"/>
-      <w:lvlText w:val="%1."/>
-      <w:lvlJc w:val="left"/>
-      <w:pPr>
-        <w:ind w:left="720" w:hanging="360"/>
-      </w:pPr>
-    </w:lvl>
-    <w:lvl w:ilvl="1">
-      <w:start w:val="3"/>
-      <w:numFmt w:val="upperRoman"/>
-      <w:lvlText w:val="%2."/>
-      <w:lvlJc w:val="left"/>
-      <w:pPr>
-        <w:ind w:left="1440" w:hanging="360"/>
-      </w:pPr>
-    </w:lvl>
-    <w:lvl w:ilvl="2">
-      <w:start w:val="3"/>
-      <w:numFmt w:val="upperRoman"/>
-      <w:lvlText w:val="%3."/>
-      <w:lvlJc w:val="left"/>
-      <w:pPr>
-        <w:ind w:left="2160" w:hanging="360"/>
-      </w:pPr>
-    </w:lvl>
-    <w:lvl w:ilvl="3">
-      <w:start w:val="3"/>
-      <w:numFmt w:val="upperRoman"/>
-      <w:lvlText w:val="%4."/>
-      <w:lvlJc w:val="left"/>
-      <w:pPr>
-        <w:ind w:left="2880" w:hanging="360"/>
-      </w:pPr>
-    </w:lvl>
-    <w:lvl w:ilvl="4">
-      <w:start w:val="3"/>
-      <w:numFmt w:val="upperRoman"/>
-      <w:lvlText w:val="%5."/>
-      <w:lvlJc w:val="left"/>
-      <w:pPr>
-        <w:ind w:left="3600" w:hanging="360"/>
-      </w:pPr>
-    </w:lvl>
-    <w:lvl w:ilvl="5">
-      <w:start w:val="3"/>
-      <w:numFmt w:val="upperRoman"/>
-      <w:lvlText w:val="%6."/>
-      <w:lvlJc w:val="left"/>
-      <w:pPr>
-        <w:ind w:left="4320" w:hanging="360"/>
-      </w:pPr>
-    </w:lvl>
-    <w:lvl w:ilvl="6">
-      <w:start w:val="3"/>
-      <w:numFmt w:val="upperRoman"/>
-      <w:lvlText w:val="%7."/>
-      <w:lvlJc w:val="left"/>
-      <w:pPr>
-        <w:ind w:left="5040" w:hanging="360"/>
-      </w:pPr>
-    </w:lvl>
-    <w:lvl w:ilvl="7">
-      <w:start w:val="3"/>
-      <w:numFmt w:val="upperRoman"/>
-      <w:lvlText w:val="%8."/>
-      <w:lvlJc w:val="left"/>
-      <w:pPr>
-        <w:ind w:left="5760" w:hanging="360"/>
-      </w:pPr>
-    </w:lvl>
-    <w:lvl w:ilvl="8">
-      <w:start w:val="3"/>
-      <w:numFmt w:val="upperRoman"/>
-      <w:lvlText w:val="%9."/>
-      <w:lvlJc w:val="left"/>
-      <w:pPr>
-        <w:ind w:left="6480" w:hanging="360"/>
-      </w:pPr>
-    </w:lvl>
-  </w:abstractNum>
-  <w:abstractNum w:abstractNumId="99614">
-    <w:nsid w:val="00A99614"/>
-    <w:multiLevelType w:val="multilevel"/>
-    <w:lvl w:ilvl="0">
-      <w:start w:val="4"/>
-      <w:numFmt w:val="upperRoman"/>
-      <w:lvlText w:val="%1."/>
-      <w:lvlJc w:val="left"/>
-      <w:pPr>
-        <w:ind w:left="720" w:hanging="360"/>
-      </w:pPr>
-    </w:lvl>
-    <w:lvl w:ilvl="1">
-      <w:start w:val="4"/>
-      <w:numFmt w:val="upperRoman"/>
-      <w:lvlText w:val="%2."/>
-      <w:lvlJc w:val="left"/>
-      <w:pPr>
-        <w:ind w:left="1440" w:hanging="360"/>
-      </w:pPr>
-    </w:lvl>
-    <w:lvl w:ilvl="2">
-      <w:start w:val="4"/>
-      <w:numFmt w:val="upperRoman"/>
-      <w:lvlText w:val="%3."/>
-      <w:lvlJc w:val="left"/>
-      <w:pPr>
-        <w:ind w:left="2160" w:hanging="360"/>
-      </w:pPr>
-    </w:lvl>
-    <w:lvl w:ilvl="3">
-      <w:start w:val="4"/>
-      <w:numFmt w:val="upperRoman"/>
-      <w:lvlText w:val="%4."/>
-      <w:lvlJc w:val="left"/>
-      <w:pPr>
-        <w:ind w:left="2880" w:hanging="360"/>
-      </w:pPr>
-    </w:lvl>
-    <w:lvl w:ilvl="4">
-      <w:start w:val="4"/>
-      <w:numFmt w:val="upperRoman"/>
-      <w:lvlText w:val="%5."/>
-      <w:lvlJc w:val="left"/>
-      <w:pPr>
-        <w:ind w:left="3600" w:hanging="360"/>
-      </w:pPr>
-    </w:lvl>
-    <w:lvl w:ilvl="5">
-      <w:start w:val="4"/>
-      <w:numFmt w:val="upperRoman"/>
-      <w:lvlText w:val="%6."/>
-      <w:lvlJc w:val="left"/>
-      <w:pPr>
-        <w:ind w:left="4320" w:hanging="360"/>
-      </w:pPr>
-    </w:lvl>
-    <w:lvl w:ilvl="6">
-      <w:start w:val="4"/>
-      <w:numFmt w:val="upperRoman"/>
-      <w:lvlText w:val="%7."/>
-      <w:lvlJc w:val="left"/>
-      <w:pPr>
-        <w:ind w:left="5040" w:hanging="360"/>
-      </w:pPr>
-    </w:lvl>
-    <w:lvl w:ilvl="7">
-      <w:start w:val="4"/>
-      <w:numFmt w:val="upperRoman"/>
-      <w:lvlText w:val="%8."/>
-      <w:lvlJc w:val="left"/>
-      <w:pPr>
-        <w:ind w:left="5760" w:hanging="360"/>
-      </w:pPr>
-    </w:lvl>
-    <w:lvl w:ilvl="8">
-      <w:start w:val="4"/>
-      <w:numFmt w:val="upperRoman"/>
-      <w:lvlText w:val="%9."/>
-      <w:lvlJc w:val="left"/>
-      <w:pPr>
-        <w:ind w:left="6480" w:hanging="360"/>
-      </w:pPr>
-    </w:lvl>
-  </w:abstractNum>
   <w:num w:numId="1000">
     <w:abstractNumId w:val="990"/>
   </w:num>
@@ -2347,34 +2234,7 @@
     </w:lvlOverride>
   </w:num>
   <w:num w:numId="1003">
-    <w:abstractNumId w:val="99612"/>
-    <w:lvlOverride w:ilvl="0">
-      <w:startOverride w:val="2"/>
-    </w:lvlOverride>
-    <w:lvlOverride w:ilvl="1">
-      <w:startOverride w:val="2"/>
-    </w:lvlOverride>
-    <w:lvlOverride w:ilvl="2">
-      <w:startOverride w:val="2"/>
-    </w:lvlOverride>
-    <w:lvlOverride w:ilvl="3">
-      <w:startOverride w:val="2"/>
-    </w:lvlOverride>
-    <w:lvlOverride w:ilvl="4">
-      <w:startOverride w:val="2"/>
-    </w:lvlOverride>
-    <w:lvlOverride w:ilvl="5">
-      <w:startOverride w:val="2"/>
-    </w:lvlOverride>
-    <w:lvlOverride w:ilvl="6">
-      <w:startOverride w:val="2"/>
-    </w:lvlOverride>
-    <w:lvlOverride w:ilvl="7">
-      <w:startOverride w:val="2"/>
-    </w:lvlOverride>
-    <w:lvlOverride w:ilvl="8">
-      <w:startOverride w:val="2"/>
-    </w:lvlOverride>
+    <w:abstractNumId w:val="991"/>
   </w:num>
   <w:num w:numId="1004">
     <w:abstractNumId w:val="991"/>
@@ -2389,34 +2249,7 @@
     <w:abstractNumId w:val="991"/>
   </w:num>
   <w:num w:numId="1008">
-    <w:abstractNumId w:val="99613"/>
-    <w:lvlOverride w:ilvl="0">
-      <w:startOverride w:val="3"/>
-    </w:lvlOverride>
-    <w:lvlOverride w:ilvl="1">
-      <w:startOverride w:val="3"/>
-    </w:lvlOverride>
-    <w:lvlOverride w:ilvl="2">
-      <w:startOverride w:val="3"/>
-    </w:lvlOverride>
-    <w:lvlOverride w:ilvl="3">
-      <w:startOverride w:val="3"/>
-    </w:lvlOverride>
-    <w:lvlOverride w:ilvl="4">
-      <w:startOverride w:val="3"/>
-    </w:lvlOverride>
-    <w:lvlOverride w:ilvl="5">
-      <w:startOverride w:val="3"/>
-    </w:lvlOverride>
-    <w:lvlOverride w:ilvl="6">
-      <w:startOverride w:val="3"/>
-    </w:lvlOverride>
-    <w:lvlOverride w:ilvl="7">
-      <w:startOverride w:val="3"/>
-    </w:lvlOverride>
-    <w:lvlOverride w:ilvl="8">
-      <w:startOverride w:val="3"/>
-    </w:lvlOverride>
+    <w:abstractNumId w:val="991"/>
   </w:num>
   <w:num w:numId="1009">
     <w:abstractNumId w:val="991"/>
@@ -2429,42 +2262,6 @@
   </w:num>
   <w:num w:numId="1012">
     <w:abstractNumId w:val="991"/>
-  </w:num>
-  <w:num w:numId="1013">
-    <w:abstractNumId w:val="991"/>
-  </w:num>
-  <w:num w:numId="1014">
-    <w:abstractNumId w:val="991"/>
-  </w:num>
-  <w:num w:numId="1015">
-    <w:abstractNumId w:val="99614"/>
-    <w:lvlOverride w:ilvl="0">
-      <w:startOverride w:val="4"/>
-    </w:lvlOverride>
-    <w:lvlOverride w:ilvl="1">
-      <w:startOverride w:val="4"/>
-    </w:lvlOverride>
-    <w:lvlOverride w:ilvl="2">
-      <w:startOverride w:val="4"/>
-    </w:lvlOverride>
-    <w:lvlOverride w:ilvl="3">
-      <w:startOverride w:val="4"/>
-    </w:lvlOverride>
-    <w:lvlOverride w:ilvl="4">
-      <w:startOverride w:val="4"/>
-    </w:lvlOverride>
-    <w:lvlOverride w:ilvl="5">
-      <w:startOverride w:val="4"/>
-    </w:lvlOverride>
-    <w:lvlOverride w:ilvl="6">
-      <w:startOverride w:val="4"/>
-    </w:lvlOverride>
-    <w:lvlOverride w:ilvl="7">
-      <w:startOverride w:val="4"/>
-    </w:lvlOverride>
-    <w:lvlOverride w:ilvl="8">
-      <w:startOverride w:val="4"/>
-    </w:lvlOverride>
   </w:num>
 </w:numbering>
 </file>
@@ -2656,6 +2453,37 @@
       <w:color w:val="7A1FA2"/>
       <w:sz w:val="24"/>
     </w:rPr>
+  </w:style>
+  <w:style w:styleId="CDVocabTable" w:type="table">
+    <w:name w:val="CDVocabTable"/>
+    <w:basedOn w:val="TableNormal"/>
+    <w:tblPr>
+      <w:tblW w:type="pct" w:w="5000"/>
+      <w:tblBorders>
+        <w:top w:color="BFBFBF" w:space="0" w:sz="10" w:val="single"/>
+        <w:left w:color="BFBFBF" w:space="0" w:sz="10" w:val="single"/>
+        <w:bottom w:color="BFBFBF" w:space="0" w:sz="10" w:val="single"/>
+        <w:right w:color="BFBFBF" w:space="0" w:sz="10" w:val="single"/>
+        <w:insideH w:color="D0D0D0" w:space="0" w:sz="8" w:val="single"/>
+        <w:insideV w:color="D0D0D0" w:space="0" w:sz="8" w:val="single"/>
+      </w:tblBorders>
+      <w:tblCellMar>
+        <w:top w:type="dxa" w:w="80"/>
+        <w:left w:type="dxa" w:w="120"/>
+        <w:bottom w:type="dxa" w:w="80"/>
+        <w:right w:type="dxa" w:w="120"/>
+      </w:tblCellMar>
+    </w:tblPr>
+    <w:tblStylePr w:type="firstRow">
+      <w:tcPr>
+        <w:shd w:color="auto" w:fill="1F4E79" w:val="clear"/>
+      </w:tcPr>
+      <w:rPr>
+        <w:rFonts w:ascii="Latin Modern Sans" w:cs="Latin Modern Sans" w:hAnsi="Latin Modern Sans"/>
+        <w:b/>
+        <w:color w:val="FFFFFF"/>
+      </w:rPr>
+    </w:tblStylePr>
   </w:style>
   <w:style w:type="paragraph" w:customStyle="1" w:styleId="SourceCode">
     <w:name w:val="Source Code"/>

--- a/chuyenDe/RW/docx/raw47/Writing/Level2/W4.docx
+++ b/chuyenDe/RW/docx/raw47/Writing/Level2/W4.docx
@@ -1081,14 +1081,15 @@
     <ns0:tbl>
       <ns0:tblPr>
         <ns0:tblStyle ns0:val="CDVocabTable"/>
-        <ns0:tblW ns0:type="pct" ns0:w="5000"/>
+        <ns0:tblW ns0:type="dxa" ns0:w="9732"/>
         <ns0:tblLayout ns0:type="autofit"/>
         <ns0:tblLook ns0:firstRow="1" ns0:lastRow="0" ns0:firstColumn="0" ns0:lastColumn="0" ns0:noHBand="0" ns0:noVBand="0" ns0:val="0020"/>
+        <ns0:tblInd ns0:type="dxa" ns0:w="240"/>
       </ns0:tblPr>
       <ns0:tblGrid>
-        <ns0:gridCol ns0:w="3324"/>
-        <ns0:gridCol ns0:w="3324"/>
-        <ns0:gridCol ns0:w="3324"/>
+        <ns0:gridCol ns0:w="3244"/>
+        <ns0:gridCol ns0:w="3244"/>
+        <ns0:gridCol ns0:w="3244"/>
       </ns0:tblGrid>
       <ns0:tr>
         <ns0:trPr>
@@ -2284,6 +2285,9 @@
   <w:style w:default="1" w:styleId="Normal" w:type="paragraph">
     <w:name w:val="Normal"/>
     <w:qFormat/>
+    <w:pPr>
+      <w:spacing w:after="120"/>
+    </w:pPr>
     <w:rPr>
       <w:rFonts w:ascii="Georgia" w:cs="Georgia" w:hAnsi="Georgia"/>
       <w:sz w:val="24"/>
@@ -2440,18 +2444,29 @@
     <w:basedOn w:val="Normal"/>
     <w:qFormat/>
     <w:pPr>
-      <w:spacing w:after="120" w:before="120"/>
+      <w:spacing w:after="120" w:before="120" w:line="276" w:lineRule="auto"/>
       <w:pBdr>
-        <w:left w:color="7A1FA2" w:space="2" w:sz="24" w:val="single"/>
+        <w:left w:color="7A1FA2" w:space="6" w:sz="24" w:val="single"/>
       </w:pBdr>
       <w:shd w:color="auto" w:fill="F6F0FA" w:val="clear"/>
-      <w:ind w:left="240"/>
+      <w:ind w:left="360" w:right="240"/>
     </w:pPr>
     <w:rPr>
       <w:rFonts w:ascii="Latin Modern Sans" w:cs="Latin Modern Sans" w:hAnsi="Latin Modern Sans"/>
       <w:b/>
       <w:color w:val="7A1FA2"/>
       <w:sz w:val="24"/>
+    </w:rPr>
+  </w:style>
+  <w:style w:styleId="CDQuestion" w:type="paragraph">
+    <w:name w:val="CDQuestion"/>
+    <w:basedOn w:val="Normal"/>
+    <w:qFormat/>
+    <w:pPr>
+      <w:spacing w:after="0" w:before="0"/>
+    </w:pPr>
+    <w:rPr>
+      <w:rFonts w:ascii="Georgia" w:cs="Georgia" w:hAnsi="Georgia"/>
     </w:rPr>
   </w:style>
   <w:style w:styleId="CDVocabTable" w:type="table">
@@ -2459,6 +2474,7 @@
     <w:basedOn w:val="TableNormal"/>
     <w:tblPr>
       <w:tblW w:type="pct" w:w="5000"/>
+      <w:tblInd w:type="dxa" w:w="240"/>
       <w:tblLayout w:type="autofit"/>
       <w:tblBorders>
         <w:top w:color="BFBFBF" w:space="0" w:sz="10" w:val="single"/>
@@ -2483,6 +2499,35 @@
         <w:rFonts w:ascii="Latin Modern Sans" w:cs="Latin Modern Sans" w:hAnsi="Latin Modern Sans"/>
         <w:b/>
         <w:color w:val="FFFFFF"/>
+      </w:rPr>
+    </w:tblStylePr>
+  </w:style>
+  <w:style w:styleId="CDOptionTable" w:type="table">
+    <w:name w:val="CDOptionTable"/>
+    <w:basedOn w:val="TableNormal"/>
+    <w:tblPr>
+      <w:tblW w:type="pct" w:w="3200"/>
+      <w:jc w:val="center"/>
+      <w:tblBorders>
+        <w:top w:color="1F4E79" w:space="0" w:sz="10" w:val="single"/>
+        <w:left w:color="1F4E79" w:space="0" w:sz="10" w:val="single"/>
+        <w:bottom w:color="1F4E79" w:space="0" w:sz="10" w:val="single"/>
+        <w:right w:color="1F4E79" w:space="0" w:sz="10" w:val="single"/>
+        <w:insideH w:color="D0D0D0" w:space="0" w:sz="6" w:val="single"/>
+        <w:insideV w:color="D0D0D0" w:space="0" w:sz="6" w:val="single"/>
+      </w:tblBorders>
+      <w:tblCellMar>
+        <w:top w:type="dxa" w:w="80"/>
+        <w:left w:type="dxa" w:w="120"/>
+        <w:bottom w:type="dxa" w:w="80"/>
+        <w:right w:type="dxa" w:w="120"/>
+      </w:tblCellMar>
+    </w:tblPr>
+    <w:tblStylePr w:type="firstColumn">
+      <w:rPr>
+        <w:rFonts w:ascii="Latin Modern Sans" w:cs="Latin Modern Sans" w:hAnsi="Latin Modern Sans"/>
+        <w:b/>
+        <w:color w:val="1F4E79"/>
       </w:rPr>
     </w:tblStylePr>
   </w:style>

--- a/chuyenDe/RW/docx/raw47/Writing/Level2/W4.docx
+++ b/chuyenDe/RW/docx/raw47/Writing/Level2/W4.docx
@@ -2531,6 +2531,39 @@
       </w:rPr>
     </w:tblStylePr>
   </w:style>
+  <w:style w:styleId="CDAnswerTable" w:type="table">
+    <w:name w:val="CDAnswerTable"/>
+    <w:basedOn w:val="TableNormal"/>
+    <w:tblPr>
+      <w:tblW w:type="pct" w:w="5000"/>
+      <w:tblInd w:type="dxa" w:w="240"/>
+      <w:tblLayout w:type="autofit"/>
+      <w:tblBorders>
+        <w:top w:color="BFBFBF" w:space="0" w:sz="10" w:val="single"/>
+        <w:left w:color="BFBFBF" w:space="0" w:sz="10" w:val="single"/>
+        <w:bottom w:color="BFBFBF" w:space="0" w:sz="10" w:val="single"/>
+        <w:right w:color="BFBFBF" w:space="0" w:sz="10" w:val="single"/>
+        <w:insideH w:color="D0D0D0" w:space="0" w:sz="8" w:val="single"/>
+        <w:insideV w:color="D0D0D0" w:space="0" w:sz="8" w:val="single"/>
+      </w:tblBorders>
+      <w:tblCellMar>
+        <w:top w:type="dxa" w:w="80"/>
+        <w:left w:type="dxa" w:w="120"/>
+        <w:bottom w:type="dxa" w:w="80"/>
+        <w:right w:type="dxa" w:w="120"/>
+      </w:tblCellMar>
+    </w:tblPr>
+    <w:tblStylePr w:type="firstRow">
+      <w:tcPr>
+        <w:shd w:color="auto" w:fill="1F4E79" w:val="clear"/>
+      </w:tcPr>
+      <w:rPr>
+        <w:rFonts w:ascii="Latin Modern Sans" w:cs="Latin Modern Sans" w:hAnsi="Latin Modern Sans"/>
+        <w:b/>
+        <w:color w:val="FFFFFF"/>
+      </w:rPr>
+    </w:tblStylePr>
+  </w:style>
   <w:style w:type="paragraph" w:customStyle="1" w:styleId="SourceCode">
     <w:name w:val="Source Code"/>
     <w:basedOn w:val="Normal"/>

--- a/chuyenDe/RW/docx/raw47/Writing/Level2/W4.docx
+++ b/chuyenDe/RW/docx/raw47/Writing/Level2/W4.docx
@@ -2531,6 +2531,42 @@
       </w:rPr>
     </w:tblStylePr>
   </w:style>
+  <w:style w:styleId="CDChoiceTable" w:type="table">
+    <w:name w:val="CDChoiceTable"/>
+    <w:basedOn w:val="TableNormal"/>
+    <w:tblPr>
+      <w:tblW w:type="pct" w:w="5000"/>
+      <w:tblInd w:type="dxa" w:w="240"/>
+      <w:tblLayout w:type="autofit"/>
+      <w:tblBorders>
+        <w:top w:color="1F4E79" w:space="0" w:sz="10" w:val="single"/>
+        <w:left w:color="1F4E79" w:space="0" w:sz="10" w:val="single"/>
+        <w:bottom w:color="1F4E79" w:space="0" w:sz="10" w:val="single"/>
+        <w:right w:color="1F4E79" w:space="0" w:sz="10" w:val="single"/>
+        <w:insideH w:color="D0D0D0" w:space="0" w:sz="6" w:val="single"/>
+        <w:insideV w:color="D0D0D0" w:space="0" w:sz="6" w:val="single"/>
+      </w:tblBorders>
+      <w:tblCellMar>
+        <w:top w:type="dxa" w:w="80"/>
+        <w:left w:type="dxa" w:w="120"/>
+        <w:bottom w:type="dxa" w:w="80"/>
+        <w:right w:type="dxa" w:w="120"/>
+      </w:tblCellMar>
+    </w:tblPr>
+    <w:tblStylePr w:type="firstColumn">
+      <w:rPr>
+        <w:rFonts w:ascii="Latin Modern Sans" w:cs="Latin Modern Sans" w:hAnsi="Latin Modern Sans"/>
+        <w:b/>
+        <w:color w:val="1F4E79"/>
+      </w:rPr>
+    </w:tblStylePr>
+    <w:tblStylePr w:type="firstRow">
+      <w:rPr>
+        <w:rFonts w:ascii="Latin Modern Sans" w:cs="Latin Modern Sans" w:hAnsi="Latin Modern Sans"/>
+        <w:b/>
+      </w:rPr>
+    </w:tblStylePr>
+  </w:style>
   <w:style w:styleId="CDAnswerTable" w:type="table">
     <w:name w:val="CDAnswerTable"/>
     <w:basedOn w:val="TableNormal"/>

--- a/chuyenDe/RW/docx/raw47/Writing/Level2/W4.docx
+++ b/chuyenDe/RW/docx/raw47/Writing/Level2/W4.docx
@@ -2567,6 +2567,79 @@
       </w:rPr>
     </w:tblStylePr>
   </w:style>
+  <w:style w:styleId="CDAnswerKeyTable" w:type="table">
+    <w:name w:val="CDAnswerKeyTable"/>
+    <w:basedOn w:val="TableNormal"/>
+    <w:tblPr>
+      <w:tblW w:type="pct" w:w="5000"/>
+      <w:tblInd w:type="dxa" w:w="240"/>
+      <w:tblLayout w:type="autofit"/>
+      <w:tblBorders>
+        <w:top w:color="1F4E79" w:space="0" w:sz="10" w:val="single"/>
+        <w:left w:color="1F4E79" w:space="0" w:sz="10" w:val="single"/>
+        <w:bottom w:color="1F4E79" w:space="0" w:sz="10" w:val="single"/>
+        <w:right w:color="1F4E79" w:space="0" w:sz="10" w:val="single"/>
+        <w:insideH w:color="D0D0D0" w:space="0" w:sz="6" w:val="single"/>
+        <w:insideV w:color="D0D0D0" w:space="0" w:sz="6" w:val="single"/>
+      </w:tblBorders>
+      <w:tblCellMar>
+        <w:top w:type="dxa" w:w="80"/>
+        <w:left w:type="dxa" w:w="120"/>
+        <w:bottom w:type="dxa" w:w="80"/>
+        <w:right w:type="dxa" w:w="120"/>
+      </w:tblCellMar>
+    </w:tblPr>
+    <w:tblStylePr w:type="firstRow">
+      <w:tcPr>
+        <w:shd w:color="auto" w:fill="1F4E79" w:val="clear"/>
+      </w:tcPr>
+      <w:rPr>
+        <w:rFonts w:ascii="Latin Modern Sans" w:cs="Latin Modern Sans" w:hAnsi="Latin Modern Sans"/>
+        <w:b/>
+        <w:color w:val="FFFFFF"/>
+      </w:rPr>
+    </w:tblStylePr>
+    <w:tblStylePr w:type="firstColumn">
+      <w:rPr>
+        <w:rFonts w:ascii="Latin Modern Sans" w:cs="Latin Modern Sans" w:hAnsi="Latin Modern Sans"/>
+        <w:b/>
+        <w:color w:val="1F4E79"/>
+      </w:rPr>
+    </w:tblStylePr>
+  </w:style>
+  <w:style w:styleId="CDReadingVocabTable" w:type="table">
+    <w:name w:val="CDReadingVocabTable"/>
+    <w:basedOn w:val="TableNormal"/>
+    <w:tblPr>
+      <w:tblW w:type="pct" w:w="5000"/>
+      <w:tblInd w:type="dxa" w:w="240"/>
+      <w:tblLayout w:type="autofit"/>
+      <w:tblBorders>
+        <w:top w:color="BFBFBF" w:space="0" w:sz="10" w:val="single"/>
+        <w:left w:color="BFBFBF" w:space="0" w:sz="10" w:val="single"/>
+        <w:bottom w:color="BFBFBF" w:space="0" w:sz="10" w:val="single"/>
+        <w:right w:color="BFBFBF" w:space="0" w:sz="10" w:val="single"/>
+        <w:insideH w:color="D0D0D0" w:space="0" w:sz="8" w:val="single"/>
+        <w:insideV w:color="D0D0D0" w:space="0" w:sz="8" w:val="single"/>
+      </w:tblBorders>
+      <w:tblCellMar>
+        <w:top w:type="dxa" w:w="80"/>
+        <w:left w:type="dxa" w:w="120"/>
+        <w:bottom w:type="dxa" w:w="80"/>
+        <w:right w:type="dxa" w:w="120"/>
+      </w:tblCellMar>
+    </w:tblPr>
+    <w:tblStylePr w:type="firstRow">
+      <w:tcPr>
+        <w:shd w:color="auto" w:fill="1F4E79" w:val="clear"/>
+      </w:tcPr>
+      <w:rPr>
+        <w:rFonts w:ascii="Latin Modern Sans" w:cs="Latin Modern Sans" w:hAnsi="Latin Modern Sans"/>
+        <w:b/>
+        <w:color w:val="FFFFFF"/>
+      </w:rPr>
+    </w:tblStylePr>
+  </w:style>
   <w:style w:styleId="CDAnswerTable" w:type="table">
     <w:name w:val="CDAnswerTable"/>
     <w:basedOn w:val="TableNormal"/>

--- a/chuyenDe/RW/docx/raw47/Writing/Level2/W4.docx
+++ b/chuyenDe/RW/docx/raw47/Writing/Level2/W4.docx
@@ -7,7 +7,7 @@
         <ns0:pStyle ns0:val="Title"/>
       </ns0:pPr>
       <ns0:r>
-        <ns0:t xml:space="preserve">Level 2 — W4 (Jan 19-25)</ns0:t>
+        <ns0:t xml:space="preserve">TÀI LIỆU CHUYÊN ĐỀ WRITING</ns0:t>
       </ns0:r>
     </ns0:p>
     <ns0:p>
@@ -15,7 +15,7 @@
         <ns0:pStyle ns0:val="CDCollectionTitle"/>
       </ns0:pPr>
       <ns0:r>
-        <ns0:t xml:space="preserve">Level 2 — W4 (Jan 19-25)</ns0:t>
+        <ns0:t xml:space="preserve">TÀI LIỆU CHUYÊN ĐỀ WRITING</ns0:t>
       </ns0:r>
     </ns0:p>
     <ns0:p>
